--- a/alert-platform/docs/06-infrastructure.docx
+++ b/alert-platform/docs/06-infrastructure.docx
@@ -115,7 +115,7 @@
                 <w:color w:val="1F2937"/>
                 <w:sz w:val="19"/>
               </w:rPr>
-              <w:t>Архитектурно-техническая документация</w:t>
+              <w:t>Готово к рассмотрению и согласованию</w:t>
             </w:r>
           </w:p>
         </w:tc>
@@ -140,7 +140,7 @@
                 <w:color w:val="667085"/>
                 <w:sz w:val="18"/>
               </w:rPr>
-              <w:t>Основание</w:t>
+              <w:t>Назначение</w:t>
             </w:r>
           </w:p>
         </w:tc>
@@ -162,7 +162,7 @@
                 <w:color w:val="1F2937"/>
                 <w:sz w:val="19"/>
               </w:rPr>
-              <w:t>Фактическая реализация репозитория и целевые требования production-контура</w:t>
+              <w:t>Описание текущего состояния, целевой модели и условий промышленной эксплуатации</w:t>
             </w:r>
           </w:p>
         </w:tc>
@@ -210,53 +210,6 @@
                 <w:sz w:val="19"/>
               </w:rPr>
               <w:t>1.0 • 10 августа 2026 г.</w:t>
-            </w:r>
-          </w:p>
-        </w:tc>
-      </w:tr>
-      <w:tr>
-        <w:tc>
-          <w:tcPr>
-            <w:tcW w:type="dxa" w:w="2300"/>
-            <w:shd w:fill="F2F4F7"/>
-            <w:tcMar>
-              <w:top w:w="80" w:type="dxa"/>
-              <w:start w:w="120" w:type="dxa"/>
-              <w:bottom w:w="80" w:type="dxa"/>
-              <w:end w:w="120" w:type="dxa"/>
-            </w:tcMar>
-          </w:tcPr>
-          <w:p>
-            <w:r/>
-            <w:r>
-              <w:rPr>
-                <w:rFonts w:ascii="Calibri" w:hAnsi="Calibri" w:eastAsia="Calibri"/>
-                <w:color w:val="667085"/>
-                <w:sz w:val="18"/>
-              </w:rPr>
-              <w:t>Исходный файл</w:t>
-            </w:r>
-          </w:p>
-        </w:tc>
-        <w:tc>
-          <w:tcPr>
-            <w:tcW w:type="dxa" w:w="7060"/>
-            <w:tcMar>
-              <w:top w:w="80" w:type="dxa"/>
-              <w:start w:w="120" w:type="dxa"/>
-              <w:bottom w:w="80" w:type="dxa"/>
-              <w:end w:w="120" w:type="dxa"/>
-            </w:tcMar>
-          </w:tcPr>
-          <w:p>
-            <w:r/>
-            <w:r>
-              <w:rPr>
-                <w:rFonts w:ascii="Calibri" w:hAnsi="Calibri" w:eastAsia="Calibri"/>
-                <w:color w:val="1F2937"/>
-                <w:sz w:val="19"/>
-              </w:rPr>
-              <w:t>06-infrastructure.md</w:t>
             </w:r>
           </w:p>
         </w:tc>
@@ -877,21 +830,6 @@
       </w:r>
     </w:p>
     <w:p>
-      <w:pPr>
-        <w:spacing w:after="30"/>
-        <w:ind w:left="0"/>
-      </w:pPr>
-      <w:r>
-        <w:rPr>
-          <w:rFonts w:ascii="Calibri" w:hAnsi="Calibri" w:eastAsia="Calibri"/>
-          <w:b/>
-          <w:color w:val="1F2937"/>
-          <w:sz w:val="18"/>
-        </w:rPr>
-        <w:t>Ссылки на технические источники</w:t>
-      </w:r>
-    </w:p>
-    <w:p>
       <w:r>
         <w:br w:type="page"/>
       </w:r>
@@ -946,21 +884,7 @@
           <w:rFonts w:ascii="Calibri" w:hAnsi="Calibri" w:eastAsia="Calibri"/>
           <w:color w:val="1F2937"/>
         </w:rPr>
-        <w:t xml:space="preserve">Этот документ намеренно разделяет существующий демонстрационный стенд и рекомендуемый промышленный контур. Наличие контейнера в </w:t>
-      </w:r>
-      <w:r>
-        <w:rPr>
-          <w:rFonts w:ascii="Liberation Mono" w:hAnsi="Liberation Mono" w:eastAsia="Liberation Mono"/>
-          <w:color w:val="1F2937"/>
-        </w:rPr>
-        <w:t>docker-compose.yml</w:t>
-      </w:r>
-      <w:r>
-        <w:rPr>
-          <w:rFonts w:ascii="Calibri" w:hAnsi="Calibri" w:eastAsia="Calibri"/>
-          <w:color w:val="1F2937"/>
-        </w:rPr>
-        <w:t xml:space="preserve"> означает, что компонент включён в пилотную сборку, но не означает наличия кластеризации, промышленной поддержки, автоматического переключения, резервного ЦОД или утверждённых ресурсов. Для каждого числового или архитектурного утверждения используется один из статусов:</w:t>
+        <w:t>Этот документ намеренно разделяет существующий демонстрационный стенд и рекомендуемый промышленный контур. Наличие компонента в контейнерной конфигурации означает, что он включён в пилотную сборку, но не означает наличия кластеризации, промышленной поддержки, автоматического переключения, резервного ЦОД или утверждённых ресурсов. Для каждого числового или архитектурного утверждения используется один из статусов:</w:t>
       </w:r>
     </w:p>
     <w:p>
@@ -980,35 +904,7 @@
           <w:rFonts w:ascii="Calibri" w:hAnsi="Calibri" w:eastAsia="Calibri"/>
           <w:color w:val="1F2937"/>
         </w:rPr>
-        <w:t xml:space="preserve"> — значение получено на живой VM и зафиксировано в </w:t>
-      </w:r>
-      <w:r>
-        <w:rPr>
-          <w:rFonts w:ascii="Liberation Mono" w:hAnsi="Liberation Mono" w:eastAsia="Liberation Mono"/>
-          <w:color w:val="1F2937"/>
-        </w:rPr>
-        <w:t>INFRASTRUCTURE.md</w:t>
-      </w:r>
-      <w:r>
-        <w:rPr>
-          <w:rFonts w:ascii="Calibri" w:hAnsi="Calibri" w:eastAsia="Calibri"/>
-          <w:color w:val="1F2937"/>
-        </w:rPr>
-        <w:t xml:space="preserve"> или </w:t>
-      </w:r>
-      <w:r>
-        <w:rPr>
-          <w:rFonts w:ascii="Liberation Mono" w:hAnsi="Liberation Mono" w:eastAsia="Liberation Mono"/>
-          <w:color w:val="1F2937"/>
-        </w:rPr>
-        <w:t>PYTHON_VS_GO.md</w:t>
-      </w:r>
-      <w:r>
-        <w:rPr>
-          <w:rFonts w:ascii="Calibri" w:hAnsi="Calibri" w:eastAsia="Calibri"/>
-          <w:color w:val="1F2937"/>
-        </w:rPr>
-        <w:t xml:space="preserve"> с датой и способом измерения;</w:t>
+        <w:t xml:space="preserve"> — значение получено на живой VM с зафиксированными датой, методом и условиями измерения;</w:t>
       </w:r>
     </w:p>
     <w:p>
@@ -1068,7 +964,7 @@
           <w:rFonts w:ascii="Calibri" w:hAnsi="Calibri" w:eastAsia="Calibri"/>
           <w:color w:val="1F2937"/>
         </w:rPr>
-        <w:t xml:space="preserve"> — необходимое свойство, для которого в репозитории и протоколах живых проверок нет достаточного доказательства.</w:t>
+        <w:t xml:space="preserve"> — необходимое свойство, для которого в имеющихся протоколах живых проверок нет достаточного доказательства.</w:t>
       </w:r>
     </w:p>
     <w:p>
@@ -1086,147 +982,7 @@
           <w:rFonts w:ascii="Calibri" w:hAnsi="Calibri" w:eastAsia="Calibri"/>
           <w:color w:val="1F2937"/>
         </w:rPr>
-        <w:t xml:space="preserve">Источники фактов: </w:t>
-      </w:r>
-      <w:r>
-        <w:rPr>
-          <w:rFonts w:ascii="Liberation Mono" w:hAnsi="Liberation Mono" w:eastAsia="Liberation Mono"/>
-          <w:color w:val="1F2937"/>
-        </w:rPr>
-        <w:t>ALERT-PLATFORM-SPEC.md</w:t>
-      </w:r>
-      <w:r>
-        <w:rPr>
-          <w:rFonts w:ascii="Calibri" w:hAnsi="Calibri" w:eastAsia="Calibri"/>
-          <w:color w:val="1F2937"/>
-        </w:rPr>
-        <w:t xml:space="preserve"> (разделы 15 и 20), </w:t>
-      </w:r>
-      <w:r>
-        <w:rPr>
-          <w:rFonts w:ascii="Liberation Mono" w:hAnsi="Liberation Mono" w:eastAsia="Liberation Mono"/>
-          <w:color w:val="1F2937"/>
-        </w:rPr>
-        <w:t>alert-platform/INFRASTRUCTURE.md</w:t>
-      </w:r>
-      <w:r>
-        <w:rPr>
-          <w:rFonts w:ascii="Calibri" w:hAnsi="Calibri" w:eastAsia="Calibri"/>
-          <w:color w:val="1F2937"/>
-        </w:rPr>
-        <w:t xml:space="preserve">, </w:t>
-      </w:r>
-      <w:r>
-        <w:rPr>
-          <w:rFonts w:ascii="Liberation Mono" w:hAnsi="Liberation Mono" w:eastAsia="Liberation Mono"/>
-          <w:color w:val="1F2937"/>
-        </w:rPr>
-        <w:t>ARCHITECTURE.md</w:t>
-      </w:r>
-      <w:r>
-        <w:rPr>
-          <w:rFonts w:ascii="Calibri" w:hAnsi="Calibri" w:eastAsia="Calibri"/>
-          <w:color w:val="1F2937"/>
-        </w:rPr>
-        <w:t xml:space="preserve">, </w:t>
-      </w:r>
-      <w:r>
-        <w:rPr>
-          <w:rFonts w:ascii="Liberation Mono" w:hAnsi="Liberation Mono" w:eastAsia="Liberation Mono"/>
-          <w:color w:val="1F2937"/>
-        </w:rPr>
-        <w:t>SECURITY.md</w:t>
-      </w:r>
-      <w:r>
-        <w:rPr>
-          <w:rFonts w:ascii="Calibri" w:hAnsi="Calibri" w:eastAsia="Calibri"/>
-          <w:color w:val="1F2937"/>
-        </w:rPr>
-        <w:t xml:space="preserve">, </w:t>
-      </w:r>
-      <w:r>
-        <w:rPr>
-          <w:rFonts w:ascii="Liberation Mono" w:hAnsi="Liberation Mono" w:eastAsia="Liberation Mono"/>
-          <w:color w:val="1F2937"/>
-        </w:rPr>
-        <w:t>GO-MIGRATION.md</w:t>
-      </w:r>
-      <w:r>
-        <w:rPr>
-          <w:rFonts w:ascii="Calibri" w:hAnsi="Calibri" w:eastAsia="Calibri"/>
-          <w:color w:val="1F2937"/>
-        </w:rPr>
-        <w:t xml:space="preserve">, </w:t>
-      </w:r>
-      <w:r>
-        <w:rPr>
-          <w:rFonts w:ascii="Liberation Mono" w:hAnsi="Liberation Mono" w:eastAsia="Liberation Mono"/>
-          <w:color w:val="1F2937"/>
-        </w:rPr>
-        <w:t>PYTHON_VS_GO.md</w:t>
-      </w:r>
-      <w:r>
-        <w:rPr>
-          <w:rFonts w:ascii="Calibri" w:hAnsi="Calibri" w:eastAsia="Calibri"/>
-          <w:color w:val="1F2937"/>
-        </w:rPr>
-        <w:t xml:space="preserve">, полный </w:t>
-      </w:r>
-      <w:r>
-        <w:rPr>
-          <w:rFonts w:ascii="Liberation Mono" w:hAnsi="Liberation Mono" w:eastAsia="Liberation Mono"/>
-          <w:color w:val="1F2937"/>
-        </w:rPr>
-        <w:t>docker-compose.yml</w:t>
-      </w:r>
-      <w:r>
-        <w:rPr>
-          <w:rFonts w:ascii="Calibri" w:hAnsi="Calibri" w:eastAsia="Calibri"/>
-          <w:color w:val="1F2937"/>
-        </w:rPr>
-        <w:t xml:space="preserve">, Dockerfile'ы, </w:t>
-      </w:r>
-      <w:r>
-        <w:rPr>
-          <w:rFonts w:ascii="Liberation Mono" w:hAnsi="Liberation Mono" w:eastAsia="Liberation Mono"/>
-          <w:color w:val="1F2937"/>
-        </w:rPr>
-        <w:t>ops/postgres-replica/entrypoint.sh</w:t>
-      </w:r>
-      <w:r>
-        <w:rPr>
-          <w:rFonts w:ascii="Calibri" w:hAnsi="Calibri" w:eastAsia="Calibri"/>
-          <w:color w:val="1F2937"/>
-        </w:rPr>
-        <w:t xml:space="preserve">, </w:t>
-      </w:r>
-      <w:r>
-        <w:rPr>
-          <w:rFonts w:ascii="Liberation Mono" w:hAnsi="Liberation Mono" w:eastAsia="Liberation Mono"/>
-          <w:color w:val="1F2937"/>
-        </w:rPr>
-        <w:t>database/initdb</w:t>
-      </w:r>
-      <w:r>
-        <w:rPr>
-          <w:rFonts w:ascii="Calibri" w:hAnsi="Calibri" w:eastAsia="Calibri"/>
-          <w:color w:val="1F2937"/>
-        </w:rPr>
-        <w:t xml:space="preserve">, последовательные SQL-миграции и точки входа </w:t>
-      </w:r>
-      <w:r>
-        <w:rPr>
-          <w:rFonts w:ascii="Liberation Mono" w:hAnsi="Liberation Mono" w:eastAsia="Liberation Mono"/>
-          <w:color w:val="1F2937"/>
-        </w:rPr>
-        <w:t>go-platform/cmd/*</w:t>
-      </w:r>
-      <w:r>
-        <w:rPr>
-          <w:rFonts w:ascii="Calibri" w:hAnsi="Calibri" w:eastAsia="Calibri"/>
-          <w:color w:val="1F2937"/>
-        </w:rPr>
-        <w:t>.</w:t>
+        <w:t>Фактическая часть сверена с текущей топологией пилота, измерениями производительности и ресурсов, схемой данных, контейнерными образами, механизмом репликации и рабочими циклами runtime-компонентов.</w:t>
       </w:r>
     </w:p>
     <w:p>
@@ -1421,56 +1177,14 @@
           <w:b/>
           <w:color w:val="1F2937"/>
         </w:rPr>
-        <w:t>Схема управляется миграциями.</w:t>
+        <w:t>Схема управляется последовательными миграциями.</w:t>
       </w:r>
       <w:r>
         <w:rPr>
           <w:rFonts w:ascii="Calibri" w:hAnsi="Calibri" w:eastAsia="Calibri"/>
           <w:color w:val="1F2937"/>
         </w:rPr>
-        <w:t xml:space="preserve"> Runtime не вызывает </w:t>
-      </w:r>
-      <w:r>
-        <w:rPr>
-          <w:rFonts w:ascii="Liberation Mono" w:hAnsi="Liberation Mono" w:eastAsia="Liberation Mono"/>
-          <w:color w:val="1F2937"/>
-        </w:rPr>
-        <w:t>Base.metadata.create_all()</w:t>
-      </w:r>
-      <w:r>
-        <w:rPr>
-          <w:rFonts w:ascii="Calibri" w:hAnsi="Calibri" w:eastAsia="Calibri"/>
-          <w:color w:val="1F2937"/>
-        </w:rPr>
-        <w:t xml:space="preserve">. PostgreSQL создаётся </w:t>
-      </w:r>
-      <w:r>
-        <w:rPr>
-          <w:rFonts w:ascii="Liberation Mono" w:hAnsi="Liberation Mono" w:eastAsia="Liberation Mono"/>
-          <w:color w:val="1F2937"/>
-        </w:rPr>
-        <w:t>database/migrations/*.sql</w:t>
-      </w:r>
-      <w:r>
-        <w:rPr>
-          <w:rFonts w:ascii="Calibri" w:hAnsi="Calibri" w:eastAsia="Calibri"/>
-          <w:color w:val="1F2937"/>
-        </w:rPr>
-        <w:t xml:space="preserve">, ClickHouse — </w:t>
-      </w:r>
-      <w:r>
-        <w:rPr>
-          <w:rFonts w:ascii="Liberation Mono" w:hAnsi="Liberation Mono" w:eastAsia="Liberation Mono"/>
-          <w:color w:val="1F2937"/>
-        </w:rPr>
-        <w:t>database/clickhouse_migrations/*.sql</w:t>
-      </w:r>
-      <w:r>
-        <w:rPr>
-          <w:rFonts w:ascii="Calibri" w:hAnsi="Calibri" w:eastAsia="Calibri"/>
-          <w:color w:val="1F2937"/>
-        </w:rPr>
-        <w:t>; одноразовые jobs должны завершиться до запуска зависимых сервисов.</w:t>
+        <w:t xml:space="preserve"> Runtime не создаёт таблицы автоматически; одноразовые операции подготовки PostgreSQL и ClickHouse должны завершиться до запуска зависимых сервисов.</w:t>
       </w:r>
     </w:p>
     <w:p>
@@ -1538,8 +1252,8 @@
       <w:r>
         <w:drawing>
           <wp:inline xmlns:a="http://schemas.openxmlformats.org/drawingml/2006/main" xmlns:pic="http://schemas.openxmlformats.org/drawingml/2006/picture">
-            <wp:extent cx="5715000" cy="1685706"/>
-            <wp:docPr id="1" name="Picture 1" title="Архитектурная схема 1" descr="Схема, автоматически построенная по проверенному Markdown-описанию"/>
+            <wp:extent cx="5715000" cy="3298842"/>
+            <wp:docPr id="1" name="Picture 1" title="Архитектурная схема 1" descr="Архитектурная схема компонентов и потоков платформы"/>
             <wp:cNvGraphicFramePr>
               <a:graphicFrameLocks noChangeAspect="1"/>
             </wp:cNvGraphicFramePr>
@@ -1559,7 +1273,7 @@
                   <pic:spPr>
                     <a:xfrm>
                       <a:off x="0" y="0"/>
-                      <a:ext cx="5715000" cy="1685706"/>
+                      <a:ext cx="5715000" cy="3298842"/>
                     </a:xfrm>
                     <a:prstGeom prst="rect"/>
                   </pic:spPr>
@@ -1700,7 +1414,7 @@
           <w:rFonts w:ascii="Calibri" w:hAnsi="Calibri" w:eastAsia="Calibri"/>
           <w:color w:val="1F2937"/>
         </w:rPr>
-        <w:t>-policy; нет reverse proxy, централизованного TLS termination, Kubernetes probes, PodDisruptionBudget, anti-affinity и оркестраторного self-healing. Живой сервер мог закрываться внешним firewall/iptables, но эти правила не версионированы в данном Compose и потому не являются воспроизводимым свойством репозитория.</w:t>
+        <w:t>-policy; нет reverse proxy, централизованного TLS termination, Kubernetes probes, PodDisruptionBudget, anti-affinity и оркестраторного self-healing. Живой сервер мог закрываться внешним firewall/iptables, но эти правила не входят в воспроизводимую конфигурацию платформы.</w:t>
       </w:r>
     </w:p>
     <w:p>
@@ -4345,21 +4059,7 @@
           <w:rFonts w:ascii="Calibri" w:hAnsi="Calibri" w:eastAsia="Calibri"/>
           <w:color w:val="1F2937"/>
         </w:rPr>
-        <w:t xml:space="preserve">. Admin image отдельно собирает React на Node 20 и копирует только </w:t>
-      </w:r>
-      <w:r>
-        <w:rPr>
-          <w:rFonts w:ascii="Liberation Mono" w:hAnsi="Liberation Mono" w:eastAsia="Liberation Mono"/>
-          <w:color w:val="1F2937"/>
-        </w:rPr>
-        <w:t>dist</w:t>
-      </w:r>
-      <w:r>
-        <w:rPr>
-          <w:rFonts w:ascii="Calibri" w:hAnsi="Calibri" w:eastAsia="Calibri"/>
-          <w:color w:val="1F2937"/>
-        </w:rPr>
-        <w:t xml:space="preserve"> и Go binary в Alpine. Python image основан на </w:t>
+        <w:t xml:space="preserve">. Admin image отдельно собирает React на Node 20 и копирует только статическую сборку интерфейса и Go binary в Alpine. Python image основан на </w:t>
       </w:r>
       <w:r>
         <w:rPr>
@@ -4402,63 +4102,21 @@
           <w:rFonts w:ascii="Calibri" w:hAnsi="Calibri" w:eastAsia="Calibri"/>
           <w:color w:val="1F2937"/>
         </w:rPr>
-        <w:t xml:space="preserve"> запуск под непривилегированным UID, read-only root filesystem и ограниченными capabilities. </w:t>
+        <w:t xml:space="preserve"> запуск под непривилегированным UID, read-only root filesystem и ограниченными capabilities. В составе проекта также сохраняется прежний вариант сборки React с Python runtime, однако фактический </w:t>
       </w:r>
       <w:r>
         <w:rPr>
           <w:rFonts w:ascii="Liberation Mono" w:hAnsi="Liberation Mono" w:eastAsia="Liberation Mono"/>
           <w:color w:val="1F2937"/>
         </w:rPr>
-        <w:t>web/Dockerfile</w:t>
+        <w:t>admin-console</w:t>
       </w:r>
       <w:r>
         <w:rPr>
           <w:rFonts w:ascii="Calibri" w:hAnsi="Calibri" w:eastAsia="Calibri"/>
           <w:color w:val="1F2937"/>
         </w:rPr>
-        <w:t xml:space="preserve"> сохраняет прежнюю сборку React + Python runtime, но текущий </w:t>
-      </w:r>
-      <w:r>
-        <w:rPr>
-          <w:rFonts w:ascii="Liberation Mono" w:hAnsi="Liberation Mono" w:eastAsia="Liberation Mono"/>
-          <w:color w:val="1F2937"/>
-        </w:rPr>
-        <w:t>docker-compose.yml</w:t>
-      </w:r>
-      <w:r>
-        <w:rPr>
-          <w:rFonts w:ascii="Calibri" w:hAnsi="Calibri" w:eastAsia="Calibri"/>
-          <w:color w:val="1F2937"/>
-        </w:rPr>
-        <w:t xml:space="preserve"> его не использует: фактический </w:t>
-      </w:r>
-      <w:r>
-        <w:rPr>
-          <w:rFonts w:ascii="Liberation Mono" w:hAnsi="Liberation Mono" w:eastAsia="Liberation Mono"/>
-          <w:color w:val="1F2937"/>
-        </w:rPr>
-        <w:t>admin-console</w:t>
-      </w:r>
-      <w:r>
-        <w:rPr>
-          <w:rFonts w:ascii="Calibri" w:hAnsi="Calibri" w:eastAsia="Calibri"/>
-          <w:color w:val="1F2937"/>
-        </w:rPr>
-        <w:t xml:space="preserve"> собирается из </w:t>
-      </w:r>
-      <w:r>
-        <w:rPr>
-          <w:rFonts w:ascii="Liberation Mono" w:hAnsi="Liberation Mono" w:eastAsia="Liberation Mono"/>
-          <w:color w:val="1F2937"/>
-        </w:rPr>
-        <w:t>go-platform/Admin.Dockerfile</w:t>
-      </w:r>
-      <w:r>
-        <w:rPr>
-          <w:rFonts w:ascii="Calibri" w:hAnsi="Calibri" w:eastAsia="Calibri"/>
-          <w:color w:val="1F2937"/>
-        </w:rPr>
-        <w:t>. Следовательно, старый Web Dockerfile нельзя принимать за описание production-процесса без отдельного решения о его удалении или актуализации.</w:t>
+        <w:t xml:space="preserve"> использует отдельную Go-сборку. Устаревший вариант нельзя принимать за описание production-процесса без решения о его удалении или актуализации.</w:t>
       </w:r>
     </w:p>
     <w:p>
@@ -4492,8 +4150,8 @@
       <w:r>
         <w:drawing>
           <wp:inline xmlns:a="http://schemas.openxmlformats.org/drawingml/2006/main" xmlns:pic="http://schemas.openxmlformats.org/drawingml/2006/picture">
-            <wp:extent cx="5715000" cy="2328210"/>
-            <wp:docPr id="2" name="Picture 2" title="Архитектурная схема 2" descr="Схема, автоматически построенная по проверенному Markdown-описанию"/>
+            <wp:extent cx="5715000" cy="3753451"/>
+            <wp:docPr id="2" name="Picture 2" title="Архитектурная схема 2" descr="Архитектурная схема компонентов и потоков платформы"/>
             <wp:cNvGraphicFramePr>
               <a:graphicFrameLocks noChangeAspect="1"/>
             </wp:cNvGraphicFramePr>
@@ -4513,7 +4171,7 @@
                   <pic:spPr>
                     <a:xfrm>
                       <a:off x="0" y="0"/>
-                      <a:ext cx="5715000" cy="2328210"/>
+                      <a:ext cx="5715000" cy="3753451"/>
                     </a:xfrm>
                     <a:prstGeom prst="rect"/>
                   </pic:spPr>
@@ -7064,7 +6722,7 @@
           <w:rFonts w:ascii="Calibri" w:hAnsi="Calibri" w:eastAsia="Calibri"/>
           <w:color w:val="1F2937"/>
         </w:rPr>
-        <w:t xml:space="preserve">В Compose существуют пять именованных томов: </w:t>
+        <w:t xml:space="preserve">В контейнерной конфигурации существуют пять именованных томов: </w:t>
       </w:r>
       <w:r>
         <w:rPr>
@@ -7134,7 +6792,7 @@
           <w:rFonts w:ascii="Calibri" w:hAnsi="Calibri" w:eastAsia="Calibri"/>
           <w:color w:val="1F2937"/>
         </w:rPr>
-        <w:t>. Конфигурация LDAP, правила, connectors, runbooks, knowledge base и migrations монтируются или копируются из репозитория; они должны версионироваться в Git и поставляться immutable image/config bundle.</w:t>
+        <w:t>. Конфигурация LDAP, правила, connectors, runbooks, knowledge base и миграции должны версионироваться и поставляться как неизменяемый image/config bundle.</w:t>
       </w:r>
     </w:p>
     <w:tbl>
@@ -8198,7 +7856,7 @@
           <w:rFonts w:ascii="Calibri" w:hAnsi="Calibri" w:eastAsia="Calibri"/>
           <w:color w:val="1F2937"/>
         </w:rPr>
-        <w:t xml:space="preserve"> object lock, шифрование, checksum inventory, lifecycle rules и восстановление из NDJSON в PostgreSQL не реализованы в репозитории.</w:t>
+        <w:t xml:space="preserve"> object lock, шифрование, checksum inventory, lifecycle rules и восстановление из NDJSON в PostgreSQL не реализованы.</w:t>
       </w:r>
     </w:p>
     <w:p>
@@ -8357,50 +8015,21 @@
           <w:rFonts w:ascii="Calibri" w:hAnsi="Calibri" w:eastAsia="Calibri"/>
           <w:color w:val="1F2937"/>
         </w:rPr>
-        <w:t xml:space="preserve">В </w:t>
+        <w:t xml:space="preserve">На пилотном сервере зафиксирован ежедневный </w:t>
       </w:r>
       <w:r>
         <w:rPr>
           <w:rFonts w:ascii="Liberation Mono" w:hAnsi="Liberation Mono" w:eastAsia="Liberation Mono"/>
           <w:color w:val="1F2937"/>
         </w:rPr>
-        <w:t>INFRASTRUCTURE.md</w:t>
+        <w:t>pg_dump</w:t>
       </w:r>
       <w:r>
         <w:rPr>
           <w:rFonts w:ascii="Calibri" w:hAnsi="Calibri" w:eastAsia="Calibri"/>
           <w:color w:val="1F2937"/>
         </w:rPr>
-        <w:t xml:space="preserve"> также зафиксирован ежедневный </w:t>
-      </w:r>
-      <w:r>
-        <w:rPr>
-          <w:rFonts w:ascii="Liberation Mono" w:hAnsi="Liberation Mono" w:eastAsia="Liberation Mono"/>
-          <w:color w:val="1F2937"/>
-        </w:rPr>
-        <w:t>pg_dump</w:t>
-      </w:r>
-      <w:r>
-        <w:rPr>
-          <w:rFonts w:ascii="Calibri" w:hAnsi="Calibri" w:eastAsia="Calibri"/>
-          <w:color w:val="1F2937"/>
-        </w:rPr>
-        <w:t xml:space="preserve"> в 03:00 с хранением 7 дней и успешной пробой backup/restore на живом сервере. Скрипты расположены в домашнем каталоге сервера, а не в репозитории, поэтому расписание, внешнее размещение копии, шифрование и ежедневный контроль </w:t>
-      </w:r>
-      <w:r>
-        <w:rPr>
-          <w:rFonts w:ascii="Calibri" w:hAnsi="Calibri" w:eastAsia="Calibri"/>
-          <w:b/>
-          <w:color w:val="1F2937"/>
-        </w:rPr>
-        <w:t>НЕ ВОСПРОИЗВОДЯТСЯ</w:t>
-      </w:r>
-      <w:r>
-        <w:rPr>
-          <w:rFonts w:ascii="Calibri" w:hAnsi="Calibri" w:eastAsia="Calibri"/>
-          <w:color w:val="1F2937"/>
-        </w:rPr>
-        <w:t xml:space="preserve"> из проекта.</w:t>
+        <w:t xml:space="preserve"> в 03:00 с хранением 7 дней и успешной пробой backup/restore. Автоматизация размещена непосредственно на сервере, поэтому расписание, внешнее размещение копии, шифрование и ежедневный контроль требуют отдельной эксплуатационной проверки.</w:t>
       </w:r>
     </w:p>
     <w:p>
@@ -16368,7 +15997,7 @@
           <w:rFonts w:ascii="Calibri" w:hAnsi="Calibri" w:eastAsia="Calibri"/>
           <w:color w:val="1F2937"/>
         </w:rPr>
-        <w:t>RPO 0 не доказан: standby асинхронный и находится на той же VM; backup scripts и cron живого сервера не версионированы в репозитории.</w:t>
+        <w:t>RPO 0 не доказан: standby асинхронный и находится на той же VM; серверная автоматизация backup и cron требует отдельного контроля конфигурации.</w:t>
       </w:r>
     </w:p>
     <w:p>
@@ -16441,338 +16070,6 @@
           <w:color w:val="1F2937"/>
         </w:rPr>
         <w:t>Текущий пилотный single-host остаётся функциональным доказательством и источником измерений, но не доказательством production HA.</w:t>
-      </w:r>
-    </w:p>
-    <w:p>
-      <w:pPr>
-        <w:pStyle w:val="Heading1"/>
-      </w:pPr>
-      <w:r>
-        <w:rPr>
-          <w:rFonts w:ascii="Calibri" w:hAnsi="Calibri" w:eastAsia="Calibri"/>
-          <w:color w:val="1F4E79"/>
-        </w:rPr>
-        <w:t>20. Ссылки на технические источники</w:t>
-      </w:r>
-    </w:p>
-    <w:p>
-      <w:pPr>
-        <w:pStyle w:val="ListBullet"/>
-      </w:pPr>
-      <w:r>
-        <w:rPr>
-          <w:rFonts w:ascii="Liberation Mono" w:hAnsi="Liberation Mono" w:eastAsia="Liberation Mono"/>
-          <w:color w:val="1F2937"/>
-        </w:rPr>
-        <w:t>ALERT-PLATFORM-SPEC.md</w:t>
-      </w:r>
-      <w:r>
-        <w:rPr>
-          <w:rFonts w:ascii="Calibri" w:hAnsi="Calibri" w:eastAsia="Calibri"/>
-          <w:color w:val="1F2937"/>
-        </w:rPr>
-        <w:t>, раздел 15 — два стека, расчёт нагрузки, целевые RTO/RPO; раздел 20 — эксплуатационные риски.</w:t>
-      </w:r>
-    </w:p>
-    <w:p>
-      <w:pPr>
-        <w:pStyle w:val="ListBullet"/>
-      </w:pPr>
-      <w:r>
-        <w:rPr>
-          <w:rFonts w:ascii="Liberation Mono" w:hAnsi="Liberation Mono" w:eastAsia="Liberation Mono"/>
-          <w:color w:val="1F2937"/>
-        </w:rPr>
-        <w:t>alert-platform/INFRASTRUCTURE.md</w:t>
-      </w:r>
-      <w:r>
-        <w:rPr>
-          <w:rFonts w:ascii="Calibri" w:hAnsi="Calibri" w:eastAsia="Calibri"/>
-          <w:color w:val="1F2937"/>
-        </w:rPr>
-        <w:t xml:space="preserve"> — живые измерения throughput, replica lag, memory/CPU, GPU и downstream failure test.</w:t>
-      </w:r>
-    </w:p>
-    <w:p>
-      <w:pPr>
-        <w:pStyle w:val="ListBullet"/>
-      </w:pPr>
-      <w:r>
-        <w:rPr>
-          <w:rFonts w:ascii="Liberation Mono" w:hAnsi="Liberation Mono" w:eastAsia="Liberation Mono"/>
-          <w:color w:val="1F2937"/>
-        </w:rPr>
-        <w:t>alert-platform/ARCHITECTURE.md</w:t>
-      </w:r>
-      <w:r>
-        <w:rPr>
-          <w:rFonts w:ascii="Calibri" w:hAnsi="Calibri" w:eastAsia="Calibri"/>
-          <w:color w:val="1F2937"/>
-        </w:rPr>
-        <w:t xml:space="preserve"> — компоненты, critical path и downstream boundary.</w:t>
-      </w:r>
-    </w:p>
-    <w:p>
-      <w:pPr>
-        <w:pStyle w:val="ListBullet"/>
-      </w:pPr>
-      <w:r>
-        <w:rPr>
-          <w:rFonts w:ascii="Liberation Mono" w:hAnsi="Liberation Mono" w:eastAsia="Liberation Mono"/>
-          <w:color w:val="1F2937"/>
-        </w:rPr>
-        <w:t>alert-platform/SECURITY.md</w:t>
-      </w:r>
-      <w:r>
-        <w:rPr>
-          <w:rFonts w:ascii="Calibri" w:hAnsi="Calibri" w:eastAsia="Calibri"/>
-          <w:color w:val="1F2937"/>
-        </w:rPr>
-        <w:t xml:space="preserve"> — опубликованные порты, LDAP, secrets и остаточные риски.</w:t>
-      </w:r>
-    </w:p>
-    <w:p>
-      <w:pPr>
-        <w:pStyle w:val="ListBullet"/>
-      </w:pPr>
-      <w:r>
-        <w:rPr>
-          <w:rFonts w:ascii="Liberation Mono" w:hAnsi="Liberation Mono" w:eastAsia="Liberation Mono"/>
-          <w:color w:val="1F2937"/>
-        </w:rPr>
-        <w:t>alert-platform/GO-MIGRATION.md</w:t>
-      </w:r>
-      <w:r>
-        <w:rPr>
-          <w:rFonts w:ascii="Calibri" w:hAnsi="Calibri" w:eastAsia="Calibri"/>
-          <w:color w:val="1F2937"/>
-        </w:rPr>
-        <w:t xml:space="preserve"> и </w:t>
-      </w:r>
-      <w:r>
-        <w:rPr>
-          <w:rFonts w:ascii="Liberation Mono" w:hAnsi="Liberation Mono" w:eastAsia="Liberation Mono"/>
-          <w:color w:val="1F2937"/>
-        </w:rPr>
-        <w:t>PYTHON_VS_GO.md</w:t>
-      </w:r>
-      <w:r>
-        <w:rPr>
-          <w:rFonts w:ascii="Calibri" w:hAnsi="Calibri" w:eastAsia="Calibri"/>
-          <w:color w:val="1F2937"/>
-        </w:rPr>
-        <w:t xml:space="preserve"> — фактическая граница Go/Python, outbox, измерения образов/RSS и ограничения миграции.</w:t>
-      </w:r>
-    </w:p>
-    <w:p>
-      <w:pPr>
-        <w:pStyle w:val="ListBullet"/>
-      </w:pPr>
-      <w:r>
-        <w:rPr>
-          <w:rFonts w:ascii="Liberation Mono" w:hAnsi="Liberation Mono" w:eastAsia="Liberation Mono"/>
-          <w:color w:val="1F2937"/>
-        </w:rPr>
-        <w:t>alert-platform/docker-compose.yml</w:t>
-      </w:r>
-      <w:r>
-        <w:rPr>
-          <w:rFonts w:ascii="Calibri" w:hAnsi="Calibri" w:eastAsia="Calibri"/>
-          <w:color w:val="1F2937"/>
-        </w:rPr>
-        <w:t xml:space="preserve">, </w:t>
-      </w:r>
-      <w:r>
-        <w:rPr>
-          <w:rFonts w:ascii="Liberation Mono" w:hAnsi="Liberation Mono" w:eastAsia="Liberation Mono"/>
-          <w:color w:val="1F2937"/>
-        </w:rPr>
-        <w:t>Dockerfile</w:t>
-      </w:r>
-      <w:r>
-        <w:rPr>
-          <w:rFonts w:ascii="Calibri" w:hAnsi="Calibri" w:eastAsia="Calibri"/>
-          <w:color w:val="1F2937"/>
-        </w:rPr>
-        <w:t xml:space="preserve">, </w:t>
-      </w:r>
-      <w:r>
-        <w:rPr>
-          <w:rFonts w:ascii="Liberation Mono" w:hAnsi="Liberation Mono" w:eastAsia="Liberation Mono"/>
-          <w:color w:val="1F2937"/>
-        </w:rPr>
-        <w:t>go-platform/Dockerfile</w:t>
-      </w:r>
-      <w:r>
-        <w:rPr>
-          <w:rFonts w:ascii="Calibri" w:hAnsi="Calibri" w:eastAsia="Calibri"/>
-          <w:color w:val="1F2937"/>
-        </w:rPr>
-        <w:t xml:space="preserve">, </w:t>
-      </w:r>
-      <w:r>
-        <w:rPr>
-          <w:rFonts w:ascii="Liberation Mono" w:hAnsi="Liberation Mono" w:eastAsia="Liberation Mono"/>
-          <w:color w:val="1F2937"/>
-        </w:rPr>
-        <w:t>go-platform/Admin.Dockerfile</w:t>
-      </w:r>
-      <w:r>
-        <w:rPr>
-          <w:rFonts w:ascii="Calibri" w:hAnsi="Calibri" w:eastAsia="Calibri"/>
-          <w:color w:val="1F2937"/>
-        </w:rPr>
-        <w:t xml:space="preserve">, </w:t>
-      </w:r>
-      <w:r>
-        <w:rPr>
-          <w:rFonts w:ascii="Liberation Mono" w:hAnsi="Liberation Mono" w:eastAsia="Liberation Mono"/>
-          <w:color w:val="1F2937"/>
-        </w:rPr>
-        <w:t>web/Dockerfile</w:t>
-      </w:r>
-      <w:r>
-        <w:rPr>
-          <w:rFonts w:ascii="Calibri" w:hAnsi="Calibri" w:eastAsia="Calibri"/>
-          <w:color w:val="1F2937"/>
-        </w:rPr>
-        <w:t xml:space="preserve"> — воспроизводимая пилотная топология и сборка.</w:t>
-      </w:r>
-    </w:p>
-    <w:p>
-      <w:pPr>
-        <w:pStyle w:val="ListBullet"/>
-      </w:pPr>
-      <w:r>
-        <w:rPr>
-          <w:rFonts w:ascii="Liberation Mono" w:hAnsi="Liberation Mono" w:eastAsia="Liberation Mono"/>
-          <w:color w:val="1F2937"/>
-        </w:rPr>
-        <w:t>alert-platform/database/migrations</w:t>
-      </w:r>
-      <w:r>
-        <w:rPr>
-          <w:rFonts w:ascii="Calibri" w:hAnsi="Calibri" w:eastAsia="Calibri"/>
-          <w:color w:val="1F2937"/>
-        </w:rPr>
-        <w:t xml:space="preserve">, </w:t>
-      </w:r>
-      <w:r>
-        <w:rPr>
-          <w:rFonts w:ascii="Liberation Mono" w:hAnsi="Liberation Mono" w:eastAsia="Liberation Mono"/>
-          <w:color w:val="1F2937"/>
-        </w:rPr>
-        <w:t>database/clickhouse_migrations</w:t>
-      </w:r>
-      <w:r>
-        <w:rPr>
-          <w:rFonts w:ascii="Calibri" w:hAnsi="Calibri" w:eastAsia="Calibri"/>
-          <w:color w:val="1F2937"/>
-        </w:rPr>
-        <w:t xml:space="preserve">, </w:t>
-      </w:r>
-      <w:r>
-        <w:rPr>
-          <w:rFonts w:ascii="Liberation Mono" w:hAnsi="Liberation Mono" w:eastAsia="Liberation Mono"/>
-          <w:color w:val="1F2937"/>
-        </w:rPr>
-        <w:t>database/initdb</w:t>
-      </w:r>
-      <w:r>
-        <w:rPr>
-          <w:rFonts w:ascii="Calibri" w:hAnsi="Calibri" w:eastAsia="Calibri"/>
-          <w:color w:val="1F2937"/>
-        </w:rPr>
-        <w:t xml:space="preserve">, </w:t>
-      </w:r>
-      <w:r>
-        <w:rPr>
-          <w:rFonts w:ascii="Liberation Mono" w:hAnsi="Liberation Mono" w:eastAsia="Liberation Mono"/>
-          <w:color w:val="1F2937"/>
-        </w:rPr>
-        <w:t>ops/postgres-replica</w:t>
-      </w:r>
-      <w:r>
-        <w:rPr>
-          <w:rFonts w:ascii="Calibri" w:hAnsi="Calibri" w:eastAsia="Calibri"/>
-          <w:color w:val="1F2937"/>
-        </w:rPr>
-        <w:t xml:space="preserve"> — схема, репликация и lifecycle пустого тома.</w:t>
-      </w:r>
-    </w:p>
-    <w:p>
-      <w:pPr>
-        <w:pStyle w:val="ListBullet"/>
-      </w:pPr>
-      <w:r>
-        <w:rPr>
-          <w:rFonts w:ascii="Liberation Mono" w:hAnsi="Liberation Mono" w:eastAsia="Liberation Mono"/>
-          <w:color w:val="1F2937"/>
-        </w:rPr>
-        <w:t>alert-platform/go-platform/cmd/*</w:t>
-      </w:r>
-      <w:r>
-        <w:rPr>
-          <w:rFonts w:ascii="Calibri" w:hAnsi="Calibri" w:eastAsia="Calibri"/>
-          <w:color w:val="1F2937"/>
-        </w:rPr>
-        <w:t xml:space="preserve">, </w:t>
-      </w:r>
-      <w:r>
-        <w:rPr>
-          <w:rFonts w:ascii="Liberation Mono" w:hAnsi="Liberation Mono" w:eastAsia="Liberation Mono"/>
-          <w:color w:val="1F2937"/>
-        </w:rPr>
-        <w:t>internal/pipeline</w:t>
-      </w:r>
-      <w:r>
-        <w:rPr>
-          <w:rFonts w:ascii="Calibri" w:hAnsi="Calibri" w:eastAsia="Calibri"/>
-          <w:color w:val="1F2937"/>
-        </w:rPr>
-        <w:t xml:space="preserve">, </w:t>
-      </w:r>
-      <w:r>
-        <w:rPr>
-          <w:rFonts w:ascii="Liberation Mono" w:hAnsi="Liberation Mono" w:eastAsia="Liberation Mono"/>
-          <w:color w:val="1F2937"/>
-        </w:rPr>
-        <w:t>internal/planner</w:t>
-      </w:r>
-      <w:r>
-        <w:rPr>
-          <w:rFonts w:ascii="Calibri" w:hAnsi="Calibri" w:eastAsia="Calibri"/>
-          <w:color w:val="1F2937"/>
-        </w:rPr>
-        <w:t xml:space="preserve">, </w:t>
-      </w:r>
-      <w:r>
-        <w:rPr>
-          <w:rFonts w:ascii="Liberation Mono" w:hAnsi="Liberation Mono" w:eastAsia="Liberation Mono"/>
-          <w:color w:val="1F2937"/>
-        </w:rPr>
-        <w:t>internal/changelog</w:t>
-      </w:r>
-      <w:r>
-        <w:rPr>
-          <w:rFonts w:ascii="Calibri" w:hAnsi="Calibri" w:eastAsia="Calibri"/>
-          <w:color w:val="1F2937"/>
-        </w:rPr>
-        <w:t xml:space="preserve">, </w:t>
-      </w:r>
-      <w:r>
-        <w:rPr>
-          <w:rFonts w:ascii="Liberation Mono" w:hAnsi="Liberation Mono" w:eastAsia="Liberation Mono"/>
-          <w:color w:val="1F2937"/>
-        </w:rPr>
-        <w:t>services/delivery_trueconf/outbox.py</w:t>
-      </w:r>
-      <w:r>
-        <w:rPr>
-          <w:rFonts w:ascii="Calibri" w:hAnsi="Calibri" w:eastAsia="Calibri"/>
-          <w:color w:val="1F2937"/>
-        </w:rPr>
-        <w:t xml:space="preserve"> — runtime loops, locking, retry и graceful shutdown.</w:t>
       </w:r>
     </w:p>
     <w:sectPr>

--- a/alert-platform/docs/06-infrastructure.docx
+++ b/alert-platform/docs/06-infrastructure.docx
@@ -108,6 +108,47 @@
             </w:tcMar>
           </w:tcPr>
           <w:p>
+            <w:r>
+              <w:t>Обновлено по результатам live-аудита</w:t>
+            </w:r>
+          </w:p>
+        </w:tc>
+      </w:tr>
+      <w:tr>
+        <w:tc>
+          <w:tcPr>
+            <w:tcW w:type="dxa" w:w="2300"/>
+            <w:shd w:fill="F2F4F7"/>
+            <w:tcMar>
+              <w:top w:w="80" w:type="dxa"/>
+              <w:start w:w="120" w:type="dxa"/>
+              <w:bottom w:w="80" w:type="dxa"/>
+              <w:end w:w="120" w:type="dxa"/>
+            </w:tcMar>
+          </w:tcPr>
+          <w:p>
+            <w:r/>
+            <w:r>
+              <w:rPr>
+                <w:rFonts w:ascii="Calibri" w:hAnsi="Calibri" w:eastAsia="Calibri"/>
+                <w:color w:val="667085"/>
+                <w:sz w:val="18"/>
+              </w:rPr>
+              <w:t>Назначение</w:t>
+            </w:r>
+          </w:p>
+        </w:tc>
+        <w:tc>
+          <w:tcPr>
+            <w:tcW w:type="dxa" w:w="7060"/>
+            <w:tcMar>
+              <w:top w:w="80" w:type="dxa"/>
+              <w:start w:w="120" w:type="dxa"/>
+              <w:bottom w:w="80" w:type="dxa"/>
+              <w:end w:w="120" w:type="dxa"/>
+            </w:tcMar>
+          </w:tcPr>
+          <w:p>
             <w:r/>
             <w:r>
               <w:rPr>
@@ -115,7 +156,7 @@
                 <w:color w:val="1F2937"/>
                 <w:sz w:val="19"/>
               </w:rPr>
-              <w:t>Готово к рассмотрению и согласованию</w:t>
+              <w:t>Описание текущего состояния, целевой модели и условий промышленной эксплуатации</w:t>
             </w:r>
           </w:p>
         </w:tc>
@@ -140,7 +181,7 @@
                 <w:color w:val="667085"/>
                 <w:sz w:val="18"/>
               </w:rPr>
-              <w:t>Назначение</w:t>
+              <w:t>Версия</w:t>
             </w:r>
           </w:p>
         </w:tc>
@@ -155,61 +196,8 @@
             </w:tcMar>
           </w:tcPr>
           <w:p>
-            <w:r/>
-            <w:r>
-              <w:rPr>
-                <w:rFonts w:ascii="Calibri" w:hAnsi="Calibri" w:eastAsia="Calibri"/>
-                <w:color w:val="1F2937"/>
-                <w:sz w:val="19"/>
-              </w:rPr>
-              <w:t>Описание текущего состояния, целевой модели и условий промышленной эксплуатации</w:t>
-            </w:r>
-          </w:p>
-        </w:tc>
-      </w:tr>
-      <w:tr>
-        <w:tc>
-          <w:tcPr>
-            <w:tcW w:type="dxa" w:w="2300"/>
-            <w:shd w:fill="F2F4F7"/>
-            <w:tcMar>
-              <w:top w:w="80" w:type="dxa"/>
-              <w:start w:w="120" w:type="dxa"/>
-              <w:bottom w:w="80" w:type="dxa"/>
-              <w:end w:w="120" w:type="dxa"/>
-            </w:tcMar>
-          </w:tcPr>
-          <w:p>
-            <w:r/>
-            <w:r>
-              <w:rPr>
-                <w:rFonts w:ascii="Calibri" w:hAnsi="Calibri" w:eastAsia="Calibri"/>
-                <w:color w:val="667085"/>
-                <w:sz w:val="18"/>
-              </w:rPr>
-              <w:t>Версия</w:t>
-            </w:r>
-          </w:p>
-        </w:tc>
-        <w:tc>
-          <w:tcPr>
-            <w:tcW w:type="dxa" w:w="7060"/>
-            <w:tcMar>
-              <w:top w:w="80" w:type="dxa"/>
-              <w:start w:w="120" w:type="dxa"/>
-              <w:bottom w:w="80" w:type="dxa"/>
-              <w:end w:w="120" w:type="dxa"/>
-            </w:tcMar>
-          </w:tcPr>
-          <w:p>
-            <w:r/>
-            <w:r>
-              <w:rPr>
-                <w:rFonts w:ascii="Calibri" w:hAnsi="Calibri" w:eastAsia="Calibri"/>
-                <w:color w:val="1F2937"/>
-                <w:sz w:val="19"/>
-              </w:rPr>
-              <w:t>1.0 • 10 августа 2026 г.</w:t>
+            <w:r>
+              <w:t>1.1 • 11 августа 2026 г.</w:t>
             </w:r>
           </w:p>
         </w:tc>
@@ -231,7 +219,8 @@
     </w:p>
     <w:p>
       <w:pPr>
-        <w:spacing w:after="30"/>
+        <w:keepNext w:val="0"/>
+        <w:spacing w:after="0" w:before="0" w:line="240" w:lineRule="exact"/>
         <w:ind w:left="0"/>
       </w:pPr>
       <w:r>
@@ -239,14 +228,15 @@
           <w:rFonts w:ascii="Calibri" w:hAnsi="Calibri" w:eastAsia="Calibri"/>
           <w:b/>
           <w:color w:val="1F2937"/>
-          <w:sz w:val="18"/>
+          <w:sz w:val="17"/>
         </w:rPr>
         <w:t>Правила чтения и границы достоверности</w:t>
       </w:r>
     </w:p>
     <w:p>
       <w:pPr>
-        <w:spacing w:after="30"/>
+        <w:keepNext w:val="0"/>
+        <w:spacing w:after="0" w:before="0" w:line="240" w:lineRule="exact"/>
         <w:ind w:left="0"/>
       </w:pPr>
       <w:r>
@@ -254,14 +244,15 @@
           <w:rFonts w:ascii="Calibri" w:hAnsi="Calibri" w:eastAsia="Calibri"/>
           <w:b/>
           <w:color w:val="1F2937"/>
-          <w:sz w:val="18"/>
+          <w:sz w:val="17"/>
         </w:rPr>
         <w:t>Архитектурные принципы инфраструктуры</w:t>
       </w:r>
     </w:p>
     <w:p>
       <w:pPr>
-        <w:spacing w:after="30"/>
+        <w:keepNext w:val="0"/>
+        <w:spacing w:after="0" w:before="0" w:line="240" w:lineRule="exact"/>
         <w:ind w:left="0"/>
       </w:pPr>
       <w:r>
@@ -269,44 +260,47 @@
           <w:rFonts w:ascii="Calibri" w:hAnsi="Calibri" w:eastAsia="Calibri"/>
           <w:b/>
           <w:color w:val="1F2937"/>
-          <w:sz w:val="18"/>
+          <w:sz w:val="17"/>
         </w:rPr>
         <w:t>Фактическое демонстрационное развёртывание</w:t>
       </w:r>
     </w:p>
     <w:p>
       <w:pPr>
-        <w:spacing w:after="30"/>
-        <w:ind w:left="259"/>
+        <w:keepNext w:val="0"/>
+        <w:spacing w:after="0" w:before="0" w:line="240" w:lineRule="exact"/>
+        <w:ind w:left="280"/>
       </w:pPr>
       <w:r>
         <w:rPr>
           <w:rFonts w:ascii="Calibri" w:hAnsi="Calibri" w:eastAsia="Calibri"/>
           <w:b w:val="0"/>
           <w:color w:val="1F2937"/>
-          <w:sz w:val="17"/>
+          <w:sz w:val="16"/>
         </w:rPr>
         <w:t>Схема текущего стенда</w:t>
       </w:r>
     </w:p>
     <w:p>
       <w:pPr>
-        <w:spacing w:after="30"/>
-        <w:ind w:left="259"/>
+        <w:keepNext w:val="0"/>
+        <w:spacing w:after="0" w:before="0" w:line="240" w:lineRule="exact"/>
+        <w:ind w:left="280"/>
       </w:pPr>
       <w:r>
         <w:rPr>
           <w:rFonts w:ascii="Calibri" w:hAnsi="Calibri" w:eastAsia="Calibri"/>
           <w:b w:val="0"/>
           <w:color w:val="1F2937"/>
-          <w:sz w:val="17"/>
+          <w:sz w:val="16"/>
         </w:rPr>
         <w:t>Инвентарь сервисов</w:t>
       </w:r>
     </w:p>
     <w:p>
       <w:pPr>
-        <w:spacing w:after="30"/>
+        <w:keepNext w:val="0"/>
+        <w:spacing w:after="0" w:before="0" w:line="240" w:lineRule="exact"/>
         <w:ind w:left="0"/>
       </w:pPr>
       <w:r>
@@ -314,44 +308,47 @@
           <w:rFonts w:ascii="Calibri" w:hAnsi="Calibri" w:eastAsia="Calibri"/>
           <w:b/>
           <w:color w:val="1F2937"/>
-          <w:sz w:val="18"/>
+          <w:sz w:val="17"/>
         </w:rPr>
         <w:t>Целевая production-топология</w:t>
       </w:r>
     </w:p>
     <w:p>
       <w:pPr>
-        <w:spacing w:after="30"/>
-        <w:ind w:left="259"/>
+        <w:keepNext w:val="0"/>
+        <w:spacing w:after="0" w:before="0" w:line="240" w:lineRule="exact"/>
+        <w:ind w:left="280"/>
       </w:pPr>
       <w:r>
         <w:rPr>
           <w:rFonts w:ascii="Calibri" w:hAnsi="Calibri" w:eastAsia="Calibri"/>
           <w:b w:val="0"/>
           <w:color w:val="1F2937"/>
-          <w:sz w:val="17"/>
+          <w:sz w:val="16"/>
         </w:rPr>
         <w:t>Логическая схема</w:t>
       </w:r>
     </w:p>
     <w:p>
       <w:pPr>
-        <w:spacing w:after="30"/>
-        <w:ind w:left="259"/>
+        <w:keepNext w:val="0"/>
+        <w:spacing w:after="0" w:before="0" w:line="240" w:lineRule="exact"/>
+        <w:ind w:left="280"/>
       </w:pPr>
       <w:r>
         <w:rPr>
           <w:rFonts w:ascii="Calibri" w:hAnsi="Calibri" w:eastAsia="Calibri"/>
           <w:b w:val="0"/>
           <w:color w:val="1F2937"/>
-          <w:sz w:val="17"/>
+          <w:sz w:val="16"/>
         </w:rPr>
         <w:t>Физическое размещение и failure domains</w:t>
       </w:r>
     </w:p>
     <w:p>
       <w:pPr>
-        <w:spacing w:after="30"/>
+        <w:keepNext w:val="0"/>
+        <w:spacing w:after="0" w:before="0" w:line="240" w:lineRule="exact"/>
         <w:ind w:left="0"/>
       </w:pPr>
       <w:r>
@@ -359,59 +356,63 @@
           <w:rFonts w:ascii="Calibri" w:hAnsi="Calibri" w:eastAsia="Calibri"/>
           <w:b/>
           <w:color w:val="1F2937"/>
-          <w:sz w:val="18"/>
+          <w:sz w:val="17"/>
         </w:rPr>
         <w:t>Нагрузочная модель и методика sizing</w:t>
       </w:r>
     </w:p>
     <w:p>
       <w:pPr>
-        <w:spacing w:after="30"/>
-        <w:ind w:left="259"/>
+        <w:keepNext w:val="0"/>
+        <w:spacing w:after="0" w:before="0" w:line="240" w:lineRule="exact"/>
+        <w:ind w:left="280"/>
       </w:pPr>
       <w:r>
         <w:rPr>
           <w:rFonts w:ascii="Calibri" w:hAnsi="Calibri" w:eastAsia="Calibri"/>
           <w:b w:val="0"/>
           <w:color w:val="1F2937"/>
-          <w:sz w:val="17"/>
+          <w:sz w:val="16"/>
         </w:rPr>
         <w:t>Известные величины</w:t>
       </w:r>
     </w:p>
     <w:p>
       <w:pPr>
-        <w:spacing w:after="30"/>
-        <w:ind w:left="259"/>
+        <w:keepNext w:val="0"/>
+        <w:spacing w:after="0" w:before="0" w:line="240" w:lineRule="exact"/>
+        <w:ind w:left="280"/>
       </w:pPr>
       <w:r>
         <w:rPr>
           <w:rFonts w:ascii="Calibri" w:hAnsi="Calibri" w:eastAsia="Calibri"/>
           <w:b w:val="0"/>
           <w:color w:val="1F2937"/>
-          <w:sz w:val="17"/>
+          <w:sz w:val="16"/>
         </w:rPr>
         <w:t>Сценарии baseline, peak и growth</w:t>
       </w:r>
     </w:p>
     <w:p>
       <w:pPr>
-        <w:spacing w:after="30"/>
-        <w:ind w:left="259"/>
+        <w:keepNext w:val="0"/>
+        <w:spacing w:after="0" w:before="0" w:line="240" w:lineRule="exact"/>
+        <w:ind w:left="280"/>
       </w:pPr>
       <w:r>
         <w:rPr>
           <w:rFonts w:ascii="Calibri" w:hAnsi="Calibri" w:eastAsia="Calibri"/>
           <w:b w:val="0"/>
           <w:color w:val="1F2937"/>
-          <w:sz w:val="17"/>
+          <w:sz w:val="16"/>
         </w:rPr>
         <w:t>Оценка диска</w:t>
       </w:r>
     </w:p>
     <w:p>
       <w:pPr>
-        <w:spacing w:after="30"/>
+        <w:keepNext w:val="0"/>
+        <w:spacing w:after="0" w:before="0" w:line="240" w:lineRule="exact"/>
         <w:ind w:left="0"/>
       </w:pPr>
       <w:r>
@@ -419,59 +420,63 @@
           <w:rFonts w:ascii="Calibri" w:hAnsi="Calibri" w:eastAsia="Calibri"/>
           <w:b/>
           <w:color w:val="1F2937"/>
-          <w:sz w:val="18"/>
+          <w:sz w:val="17"/>
         </w:rPr>
         <w:t>Compute, RAM, disk и GPU</w:t>
       </w:r>
     </w:p>
     <w:p>
       <w:pPr>
-        <w:spacing w:after="30"/>
-        <w:ind w:left="259"/>
+        <w:keepNext w:val="0"/>
+        <w:spacing w:after="0" w:before="0" w:line="240" w:lineRule="exact"/>
+        <w:ind w:left="280"/>
       </w:pPr>
       <w:r>
         <w:rPr>
           <w:rFonts w:ascii="Calibri" w:hAnsi="Calibri" w:eastAsia="Calibri"/>
           <w:b w:val="0"/>
           <w:color w:val="1F2937"/>
-          <w:sz w:val="17"/>
+          <w:sz w:val="16"/>
         </w:rPr>
         <w:t>Наблюдаемый footprint пилота</w:t>
       </w:r>
     </w:p>
     <w:p>
       <w:pPr>
-        <w:spacing w:after="30"/>
-        <w:ind w:left="259"/>
+        <w:keepNext w:val="0"/>
+        <w:spacing w:after="0" w:before="0" w:line="240" w:lineRule="exact"/>
+        <w:ind w:left="280"/>
       </w:pPr>
       <w:r>
         <w:rPr>
           <w:rFonts w:ascii="Calibri" w:hAnsi="Calibri" w:eastAsia="Calibri"/>
           <w:b w:val="0"/>
           <w:color w:val="1F2937"/>
-          <w:sz w:val="17"/>
+          <w:sz w:val="16"/>
         </w:rPr>
         <w:t>Рекомендуемые resource requests/limits</w:t>
       </w:r>
     </w:p>
     <w:p>
       <w:pPr>
-        <w:spacing w:after="30"/>
-        <w:ind w:left="259"/>
+        <w:keepNext w:val="0"/>
+        <w:spacing w:after="0" w:before="0" w:line="240" w:lineRule="exact"/>
+        <w:ind w:left="280"/>
       </w:pPr>
       <w:r>
         <w:rPr>
           <w:rFonts w:ascii="Calibri" w:hAnsi="Calibri" w:eastAsia="Calibri"/>
           <w:b w:val="0"/>
           <w:color w:val="1F2937"/>
-          <w:sz w:val="17"/>
+          <w:sz w:val="16"/>
         </w:rPr>
         <w:t>Ollama и GPU</w:t>
       </w:r>
     </w:p>
     <w:p>
       <w:pPr>
-        <w:spacing w:after="30"/>
+        <w:keepNext w:val="0"/>
+        <w:spacing w:after="0" w:before="0" w:line="240" w:lineRule="exact"/>
         <w:ind w:left="0"/>
       </w:pPr>
       <w:r>
@@ -479,14 +484,15 @@
           <w:rFonts w:ascii="Calibri" w:hAnsi="Calibri" w:eastAsia="Calibri"/>
           <w:b/>
           <w:color w:val="1F2937"/>
-          <w:sz w:val="18"/>
+          <w:sz w:val="17"/>
         </w:rPr>
         <w:t>Тома, данные и жизненный цикл</w:t>
       </w:r>
     </w:p>
     <w:p>
       <w:pPr>
-        <w:spacing w:after="30"/>
+        <w:keepNext w:val="0"/>
+        <w:spacing w:after="0" w:before="0" w:line="240" w:lineRule="exact"/>
         <w:ind w:left="0"/>
       </w:pPr>
       <w:r>
@@ -494,59 +500,63 @@
           <w:rFonts w:ascii="Calibri" w:hAnsi="Calibri" w:eastAsia="Calibri"/>
           <w:b/>
           <w:color w:val="1F2937"/>
-          <w:sz w:val="18"/>
+          <w:sz w:val="17"/>
         </w:rPr>
         <w:t>PostgreSQL: репликация, backup и восстановление</w:t>
       </w:r>
     </w:p>
     <w:p>
       <w:pPr>
-        <w:spacing w:after="30"/>
-        <w:ind w:left="259"/>
+        <w:keepNext w:val="0"/>
+        <w:spacing w:after="0" w:before="0" w:line="240" w:lineRule="exact"/>
+        <w:ind w:left="280"/>
       </w:pPr>
       <w:r>
         <w:rPr>
           <w:rFonts w:ascii="Calibri" w:hAnsi="Calibri" w:eastAsia="Calibri"/>
           <w:b w:val="0"/>
           <w:color w:val="1F2937"/>
-          <w:sz w:val="17"/>
+          <w:sz w:val="16"/>
         </w:rPr>
         <w:t>Текущее состояние</w:t>
       </w:r>
     </w:p>
     <w:p>
       <w:pPr>
-        <w:spacing w:after="30"/>
-        <w:ind w:left="259"/>
+        <w:keepNext w:val="0"/>
+        <w:spacing w:after="0" w:before="0" w:line="240" w:lineRule="exact"/>
+        <w:ind w:left="280"/>
       </w:pPr>
       <w:r>
         <w:rPr>
           <w:rFonts w:ascii="Calibri" w:hAnsi="Calibri" w:eastAsia="Calibri"/>
           <w:b w:val="0"/>
           <w:color w:val="1F2937"/>
-          <w:sz w:val="17"/>
+          <w:sz w:val="16"/>
         </w:rPr>
         <w:t>RPO/RTO</w:t>
       </w:r>
     </w:p>
     <w:p>
       <w:pPr>
-        <w:spacing w:after="30"/>
-        <w:ind w:left="259"/>
+        <w:keepNext w:val="0"/>
+        <w:spacing w:after="0" w:before="0" w:line="240" w:lineRule="exact"/>
+        <w:ind w:left="280"/>
       </w:pPr>
       <w:r>
         <w:rPr>
           <w:rFonts w:ascii="Calibri" w:hAnsi="Calibri" w:eastAsia="Calibri"/>
           <w:b w:val="0"/>
           <w:color w:val="1F2937"/>
-          <w:sz w:val="17"/>
+          <w:sz w:val="16"/>
         </w:rPr>
         <w:t>Ручной failover текущего пилота</w:t>
       </w:r>
     </w:p>
     <w:p>
       <w:pPr>
-        <w:spacing w:after="30"/>
+        <w:keepNext w:val="0"/>
+        <w:spacing w:after="0" w:before="0" w:line="240" w:lineRule="exact"/>
         <w:ind w:left="0"/>
       </w:pPr>
       <w:r>
@@ -554,14 +564,15 @@
           <w:rFonts w:ascii="Calibri" w:hAnsi="Calibri" w:eastAsia="Calibri"/>
           <w:b/>
           <w:color w:val="1F2937"/>
-          <w:sz w:val="18"/>
+          <w:sz w:val="17"/>
         </w:rPr>
         <w:t>Горизонтальное масштабирование и очереди</w:t>
       </w:r>
     </w:p>
     <w:p>
       <w:pPr>
-        <w:spacing w:after="30"/>
+        <w:keepNext w:val="0"/>
+        <w:spacing w:after="0" w:before="0" w:line="240" w:lineRule="exact"/>
         <w:ind w:left="0"/>
       </w:pPr>
       <w:r>
@@ -569,14 +580,15 @@
           <w:rFonts w:ascii="Calibri" w:hAnsi="Calibri" w:eastAsia="Calibri"/>
           <w:b/>
           <w:color w:val="1F2937"/>
-          <w:sz w:val="18"/>
+          <w:sz w:val="17"/>
         </w:rPr>
         <w:t>Redpanda, ClickHouse и MinIO как downstream-контур</w:t>
       </w:r>
     </w:p>
     <w:p>
       <w:pPr>
-        <w:spacing w:after="30"/>
+        <w:keepNext w:val="0"/>
+        <w:spacing w:after="0" w:before="0" w:line="240" w:lineRule="exact"/>
         <w:ind w:left="0"/>
       </w:pPr>
       <w:r>
@@ -584,29 +596,31 @@
           <w:rFonts w:ascii="Calibri" w:hAnsi="Calibri" w:eastAsia="Calibri"/>
           <w:b/>
           <w:color w:val="1F2937"/>
-          <w:sz w:val="18"/>
+          <w:sz w:val="17"/>
         </w:rPr>
         <w:t>Сеть, DNS, TLS и секреты</w:t>
       </w:r>
     </w:p>
     <w:p>
       <w:pPr>
-        <w:spacing w:after="30"/>
-        <w:ind w:left="259"/>
+        <w:keepNext w:val="0"/>
+        <w:spacing w:after="0" w:before="0" w:line="240" w:lineRule="exact"/>
+        <w:ind w:left="280"/>
       </w:pPr>
       <w:r>
         <w:rPr>
           <w:rFonts w:ascii="Calibri" w:hAnsi="Calibri" w:eastAsia="Calibri"/>
           <w:b w:val="0"/>
           <w:color w:val="1F2937"/>
-          <w:sz w:val="17"/>
+          <w:sz w:val="16"/>
         </w:rPr>
         <w:t>Матрица основных потоков</w:t>
       </w:r>
     </w:p>
     <w:p>
       <w:pPr>
-        <w:spacing w:after="30"/>
+        <w:keepNext w:val="0"/>
+        <w:spacing w:after="0" w:before="0" w:line="240" w:lineRule="exact"/>
         <w:ind w:left="0"/>
       </w:pPr>
       <w:r>
@@ -614,14 +628,15 @@
           <w:rFonts w:ascii="Calibri" w:hAnsi="Calibri" w:eastAsia="Calibri"/>
           <w:b/>
           <w:color w:val="1F2937"/>
-          <w:sz w:val="18"/>
+          <w:sz w:val="17"/>
         </w:rPr>
         <w:t>Наблюдаемость, SLO и capacity alerts</w:t>
       </w:r>
     </w:p>
     <w:p>
       <w:pPr>
-        <w:spacing w:after="30"/>
+        <w:keepNext w:val="0"/>
+        <w:spacing w:after="0" w:before="0" w:line="240" w:lineRule="exact"/>
         <w:ind w:left="0"/>
       </w:pPr>
       <w:r>
@@ -629,14 +644,15 @@
           <w:rFonts w:ascii="Calibri" w:hAnsi="Calibri" w:eastAsia="Calibri"/>
           <w:b/>
           <w:color w:val="1F2937"/>
-          <w:sz w:val="18"/>
+          <w:sz w:val="17"/>
         </w:rPr>
         <w:t>Контуры dev, test, stage и prod</w:t>
       </w:r>
     </w:p>
     <w:p>
       <w:pPr>
-        <w:spacing w:after="30"/>
+        <w:keepNext w:val="0"/>
+        <w:spacing w:after="0" w:before="0" w:line="240" w:lineRule="exact"/>
         <w:ind w:left="0"/>
       </w:pPr>
       <w:r>
@@ -644,44 +660,47 @@
           <w:rFonts w:ascii="Calibri" w:hAnsi="Calibri" w:eastAsia="Calibri"/>
           <w:b/>
           <w:color w:val="1F2937"/>
-          <w:sz w:val="18"/>
+          <w:sz w:val="17"/>
         </w:rPr>
         <w:t>Развёртывание, обновление и rollback</w:t>
       </w:r>
     </w:p>
     <w:p>
       <w:pPr>
-        <w:spacing w:after="30"/>
-        <w:ind w:left="259"/>
+        <w:keepNext w:val="0"/>
+        <w:spacing w:after="0" w:before="0" w:line="240" w:lineRule="exact"/>
+        <w:ind w:left="280"/>
       </w:pPr>
       <w:r>
         <w:rPr>
           <w:rFonts w:ascii="Calibri" w:hAnsi="Calibri" w:eastAsia="Calibri"/>
           <w:b w:val="0"/>
           <w:color w:val="1F2937"/>
-          <w:sz w:val="17"/>
+          <w:sz w:val="16"/>
         </w:rPr>
         <w:t>Пилотный Compose</w:t>
       </w:r>
     </w:p>
     <w:p>
       <w:pPr>
-        <w:spacing w:after="30"/>
-        <w:ind w:left="259"/>
+        <w:keepNext w:val="0"/>
+        <w:spacing w:after="0" w:before="0" w:line="240" w:lineRule="exact"/>
+        <w:ind w:left="280"/>
       </w:pPr>
       <w:r>
         <w:rPr>
           <w:rFonts w:ascii="Calibri" w:hAnsi="Calibri" w:eastAsia="Calibri"/>
           <w:b w:val="0"/>
           <w:color w:val="1F2937"/>
-          <w:sz w:val="17"/>
+          <w:sz w:val="16"/>
         </w:rPr>
         <w:t>Production rollout</w:t>
       </w:r>
     </w:p>
     <w:p>
       <w:pPr>
-        <w:spacing w:after="30"/>
+        <w:keepNext w:val="0"/>
+        <w:spacing w:after="0" w:before="0" w:line="240" w:lineRule="exact"/>
         <w:ind w:left="0"/>
       </w:pPr>
       <w:r>
@@ -689,14 +708,15 @@
           <w:rFonts w:ascii="Calibri" w:hAnsi="Calibri" w:eastAsia="Calibri"/>
           <w:b/>
           <w:color w:val="1F2937"/>
-          <w:sz w:val="18"/>
+          <w:sz w:val="17"/>
         </w:rPr>
         <w:t>HA/DR-сценарии и runbooks</w:t>
       </w:r>
     </w:p>
     <w:p>
       <w:pPr>
-        <w:spacing w:after="30"/>
+        <w:keepNext w:val="0"/>
+        <w:spacing w:after="0" w:before="0" w:line="240" w:lineRule="exact"/>
         <w:ind w:left="0"/>
       </w:pPr>
       <w:r>
@@ -704,14 +724,15 @@
           <w:rFonts w:ascii="Calibri" w:hAnsi="Calibri" w:eastAsia="Calibri"/>
           <w:b/>
           <w:color w:val="1F2937"/>
-          <w:sz w:val="18"/>
+          <w:sz w:val="17"/>
         </w:rPr>
         <w:t>Эксплуатационная RACI</w:t>
       </w:r>
     </w:p>
     <w:p>
       <w:pPr>
-        <w:spacing w:after="30"/>
+        <w:keepNext w:val="0"/>
+        <w:spacing w:after="0" w:before="0" w:line="240" w:lineRule="exact"/>
         <w:ind w:left="0"/>
       </w:pPr>
       <w:r>
@@ -719,44 +740,47 @@
           <w:rFonts w:ascii="Calibri" w:hAnsi="Calibri" w:eastAsia="Calibri"/>
           <w:b/>
           <w:color w:val="1F2937"/>
-          <w:sz w:val="18"/>
+          <w:sz w:val="17"/>
         </w:rPr>
         <w:t>BOM инфраструктуры</w:t>
       </w:r>
     </w:p>
     <w:p>
       <w:pPr>
-        <w:spacing w:after="30"/>
-        <w:ind w:left="259"/>
+        <w:keepNext w:val="0"/>
+        <w:spacing w:after="0" w:before="0" w:line="240" w:lineRule="exact"/>
+        <w:ind w:left="280"/>
       </w:pPr>
       <w:r>
         <w:rPr>
           <w:rFonts w:ascii="Calibri" w:hAnsi="Calibri" w:eastAsia="Calibri"/>
           <w:b w:val="0"/>
           <w:color w:val="1F2937"/>
-          <w:sz w:val="17"/>
+          <w:sz w:val="16"/>
         </w:rPr>
         <w:t>Минимальный пилот / функциональная приёмка</w:t>
       </w:r>
     </w:p>
     <w:p>
       <w:pPr>
-        <w:spacing w:after="30"/>
-        <w:ind w:left="259"/>
+        <w:keepNext w:val="0"/>
+        <w:spacing w:after="0" w:before="0" w:line="240" w:lineRule="exact"/>
+        <w:ind w:left="280"/>
       </w:pPr>
       <w:r>
         <w:rPr>
           <w:rFonts w:ascii="Calibri" w:hAnsi="Calibri" w:eastAsia="Calibri"/>
           <w:b w:val="0"/>
           <w:color w:val="1F2937"/>
-          <w:sz w:val="17"/>
+          <w:sz w:val="16"/>
         </w:rPr>
         <w:t>Рекомендуемый production baseline</w:t>
       </w:r>
     </w:p>
     <w:p>
       <w:pPr>
-        <w:spacing w:after="30"/>
+        <w:keepNext w:val="0"/>
+        <w:spacing w:after="0" w:before="0" w:line="240" w:lineRule="exact"/>
         <w:ind w:left="0"/>
       </w:pPr>
       <w:r>
@@ -764,59 +788,63 @@
           <w:rFonts w:ascii="Calibri" w:hAnsi="Calibri" w:eastAsia="Calibri"/>
           <w:b/>
           <w:color w:val="1F2937"/>
-          <w:sz w:val="18"/>
+          <w:sz w:val="17"/>
         </w:rPr>
         <w:t>Приёмочный checklist</w:t>
       </w:r>
     </w:p>
     <w:p>
       <w:pPr>
-        <w:spacing w:after="30"/>
-        <w:ind w:left="259"/>
+        <w:keepNext w:val="0"/>
+        <w:spacing w:after="0" w:before="0" w:line="240" w:lineRule="exact"/>
+        <w:ind w:left="280"/>
       </w:pPr>
       <w:r>
         <w:rPr>
           <w:rFonts w:ascii="Calibri" w:hAnsi="Calibri" w:eastAsia="Calibri"/>
           <w:b w:val="0"/>
           <w:color w:val="1F2937"/>
-          <w:sz w:val="17"/>
+          <w:sz w:val="16"/>
         </w:rPr>
         <w:t>Функциональность и производительность</w:t>
       </w:r>
     </w:p>
     <w:p>
       <w:pPr>
-        <w:spacing w:after="30"/>
-        <w:ind w:left="259"/>
+        <w:keepNext w:val="0"/>
+        <w:spacing w:after="0" w:before="0" w:line="240" w:lineRule="exact"/>
+        <w:ind w:left="280"/>
       </w:pPr>
       <w:r>
         <w:rPr>
           <w:rFonts w:ascii="Calibri" w:hAnsi="Calibri" w:eastAsia="Calibri"/>
           <w:b w:val="0"/>
           <w:color w:val="1F2937"/>
-          <w:sz w:val="17"/>
+          <w:sz w:val="16"/>
         </w:rPr>
         <w:t>Надёжность данных</w:t>
       </w:r>
     </w:p>
     <w:p>
       <w:pPr>
-        <w:spacing w:after="30"/>
-        <w:ind w:left="259"/>
+        <w:keepNext w:val="0"/>
+        <w:spacing w:after="0" w:before="0" w:line="240" w:lineRule="exact"/>
+        <w:ind w:left="280"/>
       </w:pPr>
       <w:r>
         <w:rPr>
           <w:rFonts w:ascii="Calibri" w:hAnsi="Calibri" w:eastAsia="Calibri"/>
           <w:b w:val="0"/>
           <w:color w:val="1F2937"/>
-          <w:sz w:val="17"/>
+          <w:sz w:val="16"/>
         </w:rPr>
         <w:t>Безопасность и эксплуатация</w:t>
       </w:r>
     </w:p>
     <w:p>
       <w:pPr>
-        <w:spacing w:after="30"/>
+        <w:keepNext w:val="0"/>
+        <w:spacing w:after="0" w:before="0" w:line="240" w:lineRule="exact"/>
         <w:ind w:left="0"/>
       </w:pPr>
       <w:r>
@@ -824,7 +852,7 @@
           <w:rFonts w:ascii="Calibri" w:hAnsi="Calibri" w:eastAsia="Calibri"/>
           <w:b/>
           <w:color w:val="1F2937"/>
-          <w:sz w:val="18"/>
+          <w:sz w:val="17"/>
         </w:rPr>
         <w:t>Неподтверждённые вводные и решения до production</w:t>
       </w:r>
@@ -837,33 +865,9 @@
     <w:p>
       <w:r>
         <w:rPr>
-          <w:rFonts w:ascii="Calibri" w:hAnsi="Calibri" w:eastAsia="Calibri"/>
-          <w:b/>
-          <w:color w:val="1F2937"/>
+          <w:b w:val="0"/>
         </w:rPr>
-        <w:t>Статус документа:</w:t>
-      </w:r>
-      <w:r>
-        <w:rPr>
-          <w:rFonts w:ascii="Calibri" w:hAnsi="Calibri" w:eastAsia="Calibri"/>
-          <w:color w:val="1F2937"/>
-        </w:rPr>
-        <w:t xml:space="preserve"> инфраструктурная концепция с фиксацией фактического пилотного развёртывания на 10.08.2026 и целевой production-топологии </w:t>
-      </w:r>
-      <w:r>
-        <w:rPr>
-          <w:rFonts w:ascii="Calibri" w:hAnsi="Calibri" w:eastAsia="Calibri"/>
-          <w:b/>
-          <w:color w:val="1F2937"/>
-        </w:rPr>
-        <w:t>Назначение:</w:t>
-      </w:r>
-      <w:r>
-        <w:rPr>
-          <w:rFonts w:ascii="Calibri" w:hAnsi="Calibri" w:eastAsia="Calibri"/>
-          <w:color w:val="1F2937"/>
-        </w:rPr>
-        <w:t xml:space="preserve"> основание для расчёта ресурсов, проектирования контуров dev/test/stage/prod, подготовки закупки, резервного копирования, мониторинга, эксплуатационных регламентов и приёмочных испытаний.</w:t>
+        <w:t>Статус документа: инфраструктурная концепция с фиксацией фактического пилотного развёртывания на 11.08.2026 и целевой production-топологии. Назначение: основание для расчёта ресурсов, проектирования контуров dev/test/stage/prod, подготовки закупки, резервного копирования, мониторинга, эксплуатационных регламентов и приёмочных испытаний.</w:t>
       </w:r>
     </w:p>
     <w:p>
@@ -1302,119 +1306,29 @@
     <w:p>
       <w:r>
         <w:rPr>
-          <w:rFonts w:ascii="Calibri" w:hAnsi="Calibri" w:eastAsia="Calibri"/>
           <w:b/>
-          <w:color w:val="1F2937"/>
         </w:rPr>
-        <w:t>ФАКТ:</w:t>
+        <w:t xml:space="preserve">ФАКТ 11.08.2026: </w:t>
       </w:r>
       <w:r>
         <w:rPr>
-          <w:rFonts w:ascii="Calibri" w:hAnsi="Calibri" w:eastAsia="Calibri"/>
-          <w:color w:val="1F2937"/>
+          <w:b w:val="0"/>
         </w:rPr>
-        <w:t xml:space="preserve"> Compose публикует Gateway на всех интерфейсах хоста через </w:t>
-      </w:r>
-      <w:r>
-        <w:rPr>
-          <w:rFonts w:ascii="Liberation Mono" w:hAnsi="Liberation Mono" w:eastAsia="Liberation Mono"/>
-          <w:color w:val="1F2937"/>
-        </w:rPr>
-        <w:t>8081:8080</w:t>
-      </w:r>
-      <w:r>
-        <w:rPr>
-          <w:rFonts w:ascii="Calibri" w:hAnsi="Calibri" w:eastAsia="Calibri"/>
-          <w:color w:val="1F2937"/>
-        </w:rPr>
-        <w:t xml:space="preserve"> и Admin Console через </w:t>
-      </w:r>
-      <w:r>
-        <w:rPr>
-          <w:rFonts w:ascii="Liberation Mono" w:hAnsi="Liberation Mono" w:eastAsia="Liberation Mono"/>
-          <w:color w:val="1F2937"/>
-        </w:rPr>
-        <w:t>8090:8090</w:t>
-      </w:r>
-      <w:r>
-        <w:rPr>
-          <w:rFonts w:ascii="Calibri" w:hAnsi="Calibri" w:eastAsia="Calibri"/>
-          <w:color w:val="1F2937"/>
-        </w:rPr>
-        <w:t xml:space="preserve">. PostgreSQL, LDAP, Redpanda, ClickHouse и MinIO опубликованы только на </w:t>
-      </w:r>
-      <w:r>
-        <w:rPr>
-          <w:rFonts w:ascii="Liberation Mono" w:hAnsi="Liberation Mono" w:eastAsia="Liberation Mono"/>
-          <w:color w:val="1F2937"/>
-        </w:rPr>
-        <w:t>127.0.0.1</w:t>
-      </w:r>
-      <w:r>
-        <w:rPr>
-          <w:rFonts w:ascii="Calibri" w:hAnsi="Calibri" w:eastAsia="Calibri"/>
-          <w:color w:val="1F2937"/>
-        </w:rPr>
-        <w:t xml:space="preserve">. </w:t>
-      </w:r>
-      <w:r>
-        <w:rPr>
-          <w:rFonts w:ascii="Liberation Mono" w:hAnsi="Liberation Mono" w:eastAsia="Liberation Mono"/>
-          <w:color w:val="1F2937"/>
-        </w:rPr>
-        <w:t>delivery-trueconf</w:t>
-      </w:r>
-      <w:r>
-        <w:rPr>
-          <w:rFonts w:ascii="Calibri" w:hAnsi="Calibri" w:eastAsia="Calibri"/>
-          <w:color w:val="1F2937"/>
-        </w:rPr>
-        <w:t xml:space="preserve"> использует host network, чтобы обращаться к локальному TrueConf bridge. Ollama не является compose-сервисом: контейнеры достигают его через </w:t>
-      </w:r>
-      <w:r>
-        <w:rPr>
-          <w:rFonts w:ascii="Liberation Mono" w:hAnsi="Liberation Mono" w:eastAsia="Liberation Mono"/>
-          <w:color w:val="1F2937"/>
-        </w:rPr>
-        <w:t>host.docker.internal:11434</w:t>
-      </w:r>
-      <w:r>
-        <w:rPr>
-          <w:rFonts w:ascii="Calibri" w:hAnsi="Calibri" w:eastAsia="Calibri"/>
-          <w:color w:val="1F2937"/>
-        </w:rPr>
-        <w:t>.</w:t>
+        <w:t>Compose публикует Gateway через 8081:8080 и Admin Console через 8090:8090 на всех интерфейсах хоста. PostgreSQL, LDAP, Redpanda, ClickHouse, MinIO и MailHog опубликованы только на 127.0.0.1. delivery-trueconf использует host network и фактический DSN 127.0.0.1:5433. Добавлены delivery-email и демо-SMTP MailHog; Ollama остаётся сервисом хоста и доступна контейнерам через host.docker.internal:11434. Постоянно работают 16 Compose-сервисов; migrate, kb-index и clickhouse-migrate выполняются как one-shot.</w:t>
       </w:r>
     </w:p>
     <w:p>
       <w:r>
         <w:rPr>
-          <w:rFonts w:ascii="Calibri" w:hAnsi="Calibri" w:eastAsia="Calibri"/>
           <w:b/>
-          <w:color w:val="1F2937"/>
         </w:rPr>
-        <w:t>РАЗРЫВ:</w:t>
+        <w:t xml:space="preserve">РАЗРЫВ, подтверждён live-аудитом 11.08.2026: </w:t>
       </w:r>
       <w:r>
         <w:rPr>
-          <w:rFonts w:ascii="Calibri" w:hAnsi="Calibri" w:eastAsia="Calibri"/>
-          <w:color w:val="1F2937"/>
+          <w:b w:val="0"/>
         </w:rPr>
-        <w:t xml:space="preserve"> у большинства постоянных сервисов не задана </w:t>
-      </w:r>
-      <w:r>
-        <w:rPr>
-          <w:rFonts w:ascii="Liberation Mono" w:hAnsi="Liberation Mono" w:eastAsia="Liberation Mono"/>
-          <w:color w:val="1F2937"/>
-        </w:rPr>
-        <w:t>restart</w:t>
-      </w:r>
-      <w:r>
-        <w:rPr>
-          <w:rFonts w:ascii="Calibri" w:hAnsi="Calibri" w:eastAsia="Calibri"/>
-          <w:color w:val="1F2937"/>
-        </w:rPr>
-        <w:t>-policy; нет reverse proxy, централизованного TLS termination, Kubernetes probes, PodDisruptionBudget, anti-affinity и оркестраторного self-healing. Живой сервер мог закрываться внешним firewall/iptables, но эти правила не входят в воспроизводимую конфигурацию платформы.</w:t>
+        <w:t>у постоянных сервисов нет restart-policy, read-only root filesystem, CPU limits и прикладных healthchecks; Python runtime запускается от root/default. Gateway и Admin доступны по открытому HTTP без TLS termination. TrueConf bridge слушает 0.0.0.0:4309 без отдельного firewall drop. Kubernetes probes, PDB, anti-affinity и оркестраторный self-healing отсутствуют.</w:t>
       </w:r>
     </w:p>
     <w:p>
@@ -2173,6 +2087,236 @@
                 <w:sz w:val="17"/>
               </w:rPr>
               <w:t>критический канал; outbox допускает несколько consumers, но vendor-сессии и echo-loop требуют проверки</w:t>
+            </w:r>
+          </w:p>
+        </w:tc>
+      </w:tr>
+      <w:tr>
+        <w:trPr>
+          <w:cantSplit w:val="true"/>
+        </w:trPr>
+        <w:tc>
+          <w:tcPr>
+            <w:tcW w:type="dxa" w:w="936"/>
+            <w:vAlign w:val="center"/>
+            <w:shd w:fill="F2F4F7"/>
+            <w:tcMar>
+              <w:top w:w="80" w:type="dxa"/>
+              <w:start w:w="120" w:type="dxa"/>
+              <w:bottom w:w="80" w:type="dxa"/>
+              <w:end w:w="120" w:type="dxa"/>
+            </w:tcMar>
+          </w:tcPr>
+          <w:p>
+            <w:pPr>
+              <w:spacing w:before="0" w:after="30" w:line="252" w:lineRule="auto"/>
+              <w:ind w:left="0" w:right="0"/>
+            </w:pPr>
+            <w:r>
+              <w:rPr>
+                <w:sz w:val="14"/>
+              </w:rPr>
+              <w:t>delivery-</w:t>
+              <w:br/>
+              <w:t>email</w:t>
+            </w:r>
+          </w:p>
+        </w:tc>
+        <w:tc>
+          <w:tcPr>
+            <w:tcW w:type="dxa" w:w="1404"/>
+            <w:vAlign w:val="center"/>
+            <w:shd w:fill="F2F4F7"/>
+            <w:tcMar>
+              <w:top w:w="80" w:type="dxa"/>
+              <w:start w:w="120" w:type="dxa"/>
+              <w:bottom w:w="80" w:type="dxa"/>
+              <w:end w:w="120" w:type="dxa"/>
+            </w:tcMar>
+          </w:tcPr>
+          <w:p>
+            <w:pPr>
+              <w:spacing w:before="0" w:after="30" w:line="252" w:lineRule="auto"/>
+            </w:pPr>
+            <w:r>
+              <w:t>постоянный, Go</w:t>
+            </w:r>
+          </w:p>
+        </w:tc>
+        <w:tc>
+          <w:tcPr>
+            <w:tcW w:type="dxa" w:w="2340"/>
+            <w:vAlign w:val="center"/>
+            <w:shd w:fill="F2F4F7"/>
+            <w:tcMar>
+              <w:top w:w="80" w:type="dxa"/>
+              <w:start w:w="120" w:type="dxa"/>
+              <w:bottom w:w="80" w:type="dxa"/>
+              <w:end w:w="120" w:type="dxa"/>
+            </w:tcMar>
+          </w:tcPr>
+          <w:p>
+            <w:pPr>
+              <w:spacing w:before="0" w:after="30" w:line="252" w:lineRule="auto"/>
+            </w:pPr>
+            <w:r>
+              <w:t>Тонкий consumer email-команд из delivery_outbox, SMTP и tracking open/click</w:t>
+            </w:r>
+          </w:p>
+        </w:tc>
+        <w:tc>
+          <w:tcPr>
+            <w:tcW w:type="dxa" w:w="2340"/>
+            <w:vAlign w:val="center"/>
+            <w:shd w:fill="F2F4F7"/>
+            <w:tcMar>
+              <w:top w:w="80" w:type="dxa"/>
+              <w:start w:w="120" w:type="dxa"/>
+              <w:bottom w:w="80" w:type="dxa"/>
+              <w:end w:w="120" w:type="dxa"/>
+            </w:tcMar>
+          </w:tcPr>
+          <w:p>
+            <w:pPr>
+              <w:spacing w:before="0" w:after="30" w:line="252" w:lineRule="auto"/>
+            </w:pPr>
+            <w:r>
+              <w:t>PostgreSQL, SMTP</w:t>
+            </w:r>
+          </w:p>
+        </w:tc>
+        <w:tc>
+          <w:tcPr>
+            <w:tcW w:type="dxa" w:w="2340"/>
+            <w:vAlign w:val="center"/>
+            <w:shd w:fill="F2F4F7"/>
+            <w:tcMar>
+              <w:top w:w="80" w:type="dxa"/>
+              <w:start w:w="120" w:type="dxa"/>
+              <w:bottom w:w="80" w:type="dxa"/>
+              <w:end w:w="120" w:type="dxa"/>
+            </w:tcMar>
+          </w:tcPr>
+          <w:p>
+            <w:pPr>
+              <w:spacing w:before="0" w:after="30" w:line="252" w:lineRule="auto"/>
+            </w:pPr>
+            <w:r>
+              <w:t>второй канал; stateless claim/retry; production использует корпоративный SMTP</w:t>
+            </w:r>
+          </w:p>
+        </w:tc>
+      </w:tr>
+      <w:tr>
+        <w:trPr>
+          <w:cantSplit w:val="true"/>
+        </w:trPr>
+        <w:tc>
+          <w:tcPr>
+            <w:tcW w:type="dxa" w:w="936"/>
+            <w:vAlign w:val="center"/>
+            <w:shd w:fill="F2F4F7"/>
+            <w:tcMar>
+              <w:top w:w="80" w:type="dxa"/>
+              <w:start w:w="120" w:type="dxa"/>
+              <w:bottom w:w="80" w:type="dxa"/>
+              <w:end w:w="120" w:type="dxa"/>
+            </w:tcMar>
+          </w:tcPr>
+          <w:p>
+            <w:pPr>
+              <w:spacing w:before="0" w:after="30" w:line="252" w:lineRule="auto"/>
+              <w:ind w:left="0" w:right="0"/>
+            </w:pPr>
+            <w:r>
+              <w:rPr>
+                <w:sz w:val="14"/>
+              </w:rPr>
+              <w:t>mailhog</w:t>
+            </w:r>
+          </w:p>
+        </w:tc>
+        <w:tc>
+          <w:tcPr>
+            <w:tcW w:type="dxa" w:w="1404"/>
+            <w:vAlign w:val="center"/>
+            <w:shd w:fill="F2F4F7"/>
+            <w:tcMar>
+              <w:top w:w="80" w:type="dxa"/>
+              <w:start w:w="120" w:type="dxa"/>
+              <w:bottom w:w="80" w:type="dxa"/>
+              <w:end w:w="120" w:type="dxa"/>
+            </w:tcMar>
+          </w:tcPr>
+          <w:p>
+            <w:pPr>
+              <w:spacing w:before="0" w:after="30" w:line="252" w:lineRule="auto"/>
+            </w:pPr>
+            <w:r>
+              <w:t>постоянный только в пилоте</w:t>
+            </w:r>
+          </w:p>
+        </w:tc>
+        <w:tc>
+          <w:tcPr>
+            <w:tcW w:type="dxa" w:w="2340"/>
+            <w:vAlign w:val="center"/>
+            <w:shd w:fill="F2F4F7"/>
+            <w:tcMar>
+              <w:top w:w="80" w:type="dxa"/>
+              <w:start w:w="120" w:type="dxa"/>
+              <w:bottom w:w="80" w:type="dxa"/>
+              <w:end w:w="120" w:type="dxa"/>
+            </w:tcMar>
+          </w:tcPr>
+          <w:p>
+            <w:pPr>
+              <w:spacing w:before="0" w:after="30" w:line="252" w:lineRule="auto"/>
+            </w:pPr>
+            <w:r>
+              <w:t>Демо-SMTP catcher и web UI для проверки Email без внешней отправки</w:t>
+            </w:r>
+          </w:p>
+        </w:tc>
+        <w:tc>
+          <w:tcPr>
+            <w:tcW w:type="dxa" w:w="2340"/>
+            <w:vAlign w:val="center"/>
+            <w:shd w:fill="F2F4F7"/>
+            <w:tcMar>
+              <w:top w:w="80" w:type="dxa"/>
+              <w:start w:w="120" w:type="dxa"/>
+              <w:bottom w:w="80" w:type="dxa"/>
+              <w:end w:w="120" w:type="dxa"/>
+            </w:tcMar>
+          </w:tcPr>
+          <w:p>
+            <w:pPr>
+              <w:spacing w:before="0" w:after="30" w:line="252" w:lineRule="auto"/>
+            </w:pPr>
+            <w:r>
+              <w:t>локальное ephemeral storage</w:t>
+            </w:r>
+          </w:p>
+        </w:tc>
+        <w:tc>
+          <w:tcPr>
+            <w:tcW w:type="dxa" w:w="2340"/>
+            <w:vAlign w:val="center"/>
+            <w:shd w:fill="F2F4F7"/>
+            <w:tcMar>
+              <w:top w:w="80" w:type="dxa"/>
+              <w:start w:w="120" w:type="dxa"/>
+              <w:bottom w:w="80" w:type="dxa"/>
+              <w:end w:w="120" w:type="dxa"/>
+            </w:tcMar>
+          </w:tcPr>
+          <w:p>
+            <w:pPr>
+              <w:spacing w:before="0" w:after="30" w:line="252" w:lineRule="auto"/>
+            </w:pPr>
+            <w:r>
+              <w:t>только demo/test; не включается в production manifest</w:t>
             </w:r>
           </w:p>
         </w:tc>
@@ -5088,6 +5232,72 @@
           </w:p>
         </w:tc>
       </w:tr>
+      <w:tr>
+        <w:trPr>
+          <w:cantSplit w:val="true"/>
+        </w:trPr>
+        <w:tc>
+          <w:tcPr>
+            <w:tcW w:type="dxa" w:w="2621"/>
+            <w:vAlign w:val="center"/>
+            <w:tcMar>
+              <w:top w:w="80" w:type="dxa"/>
+              <w:start w:w="120" w:type="dxa"/>
+              <w:bottom w:w="80" w:type="dxa"/>
+              <w:end w:w="120" w:type="dxa"/>
+            </w:tcMar>
+          </w:tcPr>
+          <w:p>
+            <w:pPr>
+              <w:spacing w:before="0" w:after="30" w:line="252" w:lineRule="auto"/>
+            </w:pPr>
+            <w:r>
+              <w:t>Go pipeline: live drain</w:t>
+            </w:r>
+          </w:p>
+        </w:tc>
+        <w:tc>
+          <w:tcPr>
+            <w:tcW w:type="dxa" w:w="3370"/>
+            <w:vAlign w:val="center"/>
+            <w:shd w:fill="DCE6F1"/>
+            <w:tcMar>
+              <w:top w:w="80" w:type="dxa"/>
+              <w:start w:w="120" w:type="dxa"/>
+              <w:bottom w:w="80" w:type="dxa"/>
+              <w:end w:w="120" w:type="dxa"/>
+            </w:tcMar>
+          </w:tcPr>
+          <w:p>
+            <w:pPr>
+              <w:spacing w:before="0" w:after="30" w:line="252" w:lineRule="auto"/>
+            </w:pPr>
+            <w:r>
+              <w:t>0,45–0,59 события/с, ИЗМЕРЕНО 11.08.2026</w:t>
+            </w:r>
+          </w:p>
+        </w:tc>
+        <w:tc>
+          <w:tcPr>
+            <w:tcW w:type="dxa" w:w="3369"/>
+            <w:vAlign w:val="center"/>
+            <w:tcMar>
+              <w:top w:w="80" w:type="dxa"/>
+              <w:start w:w="120" w:type="dxa"/>
+              <w:bottom w:w="80" w:type="dxa"/>
+              <w:end w:w="120" w:type="dxa"/>
+            </w:tcMar>
+          </w:tcPr>
+          <w:p>
+            <w:pPr>
+              <w:spacing w:before="0" w:after="30" w:line="252" w:lineRule="auto"/>
+            </w:pPr>
+            <w:r>
+              <w:t>очистка backlog без нового ingest при одновременной работе Ollama/planner; не benchmark</w:t>
+            </w:r>
+          </w:p>
+        </w:tc>
+      </w:tr>
     </w:tbl>
     <w:p>
       <w:pPr>
@@ -5310,18 +5520,30 @@
     <w:p>
       <w:r>
         <w:rPr>
-          <w:rFonts w:ascii="Calibri" w:hAnsi="Calibri" w:eastAsia="Calibri"/>
           <w:b/>
-          <w:color w:val="1F2937"/>
         </w:rPr>
-        <w:t>ИЗМЕРЕНО:</w:t>
+        <w:t xml:space="preserve">ИЗМЕРЕНО 11.08.2026: </w:t>
       </w:r>
       <w:r>
         <w:rPr>
-          <w:rFonts w:ascii="Calibri" w:hAnsi="Calibri" w:eastAsia="Calibri"/>
-          <w:color w:val="1F2937"/>
+          <w:b w:val="0"/>
         </w:rPr>
-        <w:t xml:space="preserve"> текущая VM имеет 16 vCPU и 62 ГиБ RAM; после добавления Redpanda и ClickHouse в момент наблюдения оставалось около 58 ГиБ. Go-процессы занимали примерно 2,7–8,7 МиБ RSS, Python-процессы — 43,9–68 МиБ. Redpanda в простое — 184 МиБ при лимите 1 ГиБ; ClickHouse — 150 МиБ при стартовой CPU-активности и лимите 1 ГиБ; MinIO — около 230 МиБ при лимите 512 МиБ; changelog-worker — 5,5 МиБ под лёгкой нагрузкой и 8,6 МиБ со всеми потоками.</w:t>
+        <w:t>VM имеет 16 vCPU и 62 ГиБ RAM; использовалось около 9,2 ГиБ, доступно около 53 ГиБ. Root filesystem — 133 ГиБ, занято 98 ГиБ (74%): около 48 ГиБ занимают модели Ollama и около 39 ГиБ — containerd. ClickHouse использовал около 886 МиБ при limit 2 ГиБ, MinIO — около 243 МиБ при limit 512 МиБ, Redpanda — около 193 МиБ при limit 1 ГиБ. При AI-прогоне load average держался около 18 на 16 vCPU.</w:t>
+      </w:r>
+    </w:p>
+    <w:p>
+      <w:pPr/>
+      <w:r>
+        <w:rPr>
+          <w:b/>
+        </w:rPr>
+        <w:t xml:space="preserve">CAPACITY ФАКТ: </w:t>
+      </w:r>
+      <w:r>
+        <w:rPr>
+          <w:b w:val="0"/>
+        </w:rPr>
+        <w:t>использование диска уже превысило рекомендуемый в этом документе warning-порог 70%, но автоматического filesystem alert и прогноза исчерпания на стенде нет.</w:t>
       </w:r>
     </w:p>
     <w:p>
@@ -6073,6 +6295,91 @@
           <w:tcPr>
             <w:tcW w:type="dxa" w:w="2135"/>
             <w:vAlign w:val="center"/>
+            <w:tcMar>
+              <w:top w:w="80" w:type="dxa"/>
+              <w:start w:w="120" w:type="dxa"/>
+              <w:bottom w:w="80" w:type="dxa"/>
+              <w:end w:w="120" w:type="dxa"/>
+            </w:tcMar>
+          </w:tcPr>
+          <w:p>
+            <w:pPr>
+              <w:spacing w:before="0" w:after="30" w:line="252" w:lineRule="auto"/>
+            </w:pPr>
+            <w:r>
+              <w:t>delivery-email replica</w:t>
+            </w:r>
+          </w:p>
+        </w:tc>
+        <w:tc>
+          <w:tcPr>
+            <w:tcW w:type="dxa" w:w="2053"/>
+            <w:vAlign w:val="center"/>
+            <w:tcMar>
+              <w:top w:w="80" w:type="dxa"/>
+              <w:start w:w="120" w:type="dxa"/>
+              <w:bottom w:w="80" w:type="dxa"/>
+              <w:end w:w="120" w:type="dxa"/>
+            </w:tcMar>
+          </w:tcPr>
+          <w:p>
+            <w:pPr>
+              <w:spacing w:before="0" w:after="30" w:line="252" w:lineRule="auto"/>
+            </w:pPr>
+            <w:r>
+              <w:t>0,25 vCPU / 128 МиБ</w:t>
+            </w:r>
+          </w:p>
+        </w:tc>
+        <w:tc>
+          <w:tcPr>
+            <w:tcW w:type="dxa" w:w="1888"/>
+            <w:vAlign w:val="center"/>
+            <w:tcMar>
+              <w:top w:w="80" w:type="dxa"/>
+              <w:start w:w="120" w:type="dxa"/>
+              <w:bottom w:w="80" w:type="dxa"/>
+              <w:end w:w="120" w:type="dxa"/>
+            </w:tcMar>
+          </w:tcPr>
+          <w:p>
+            <w:pPr>
+              <w:spacing w:before="0" w:after="30" w:line="252" w:lineRule="auto"/>
+            </w:pPr>
+            <w:r>
+              <w:t>1 vCPU / 512 МиБ</w:t>
+            </w:r>
+          </w:p>
+        </w:tc>
+        <w:tc>
+          <w:tcPr>
+            <w:tcW w:type="dxa" w:w="3284"/>
+            <w:vAlign w:val="center"/>
+            <w:tcMar>
+              <w:top w:w="80" w:type="dxa"/>
+              <w:start w:w="120" w:type="dxa"/>
+              <w:bottom w:w="80" w:type="dxa"/>
+              <w:end w:w="120" w:type="dxa"/>
+            </w:tcMar>
+          </w:tcPr>
+          <w:p>
+            <w:pPr>
+              <w:spacing w:before="0" w:after="30" w:line="252" w:lineRule="auto"/>
+            </w:pPr>
+            <w:r>
+              <w:t>ephemeral 1 ГиБ</w:t>
+            </w:r>
+          </w:p>
+        </w:tc>
+      </w:tr>
+      <w:tr>
+        <w:trPr>
+          <w:cantSplit w:val="true"/>
+        </w:trPr>
+        <w:tc>
+          <w:tcPr>
+            <w:tcW w:type="dxa" w:w="2135"/>
+            <w:vAlign w:val="center"/>
             <w:shd w:fill="F2F4F7"/>
             <w:tcMar>
               <w:top w:w="80" w:type="dxa"/>
@@ -6652,32 +6959,15 @@
     <w:p>
       <w:r>
         <w:rPr>
-          <w:rFonts w:ascii="Calibri" w:hAnsi="Calibri" w:eastAsia="Calibri"/>
           <w:b/>
-          <w:color w:val="1F2937"/>
         </w:rPr>
-        <w:t>ИЗМЕРЕНО 10.08.2026:</w:t>
+        <w:t xml:space="preserve">ИЗМЕРЕНО 11.08.2026: </w:t>
       </w:r>
       <w:r>
         <w:rPr>
-          <w:rFonts w:ascii="Calibri" w:hAnsi="Calibri" w:eastAsia="Calibri"/>
-          <w:color w:val="1F2937"/>
+          <w:b w:val="0"/>
         </w:rPr>
-        <w:t xml:space="preserve"> Tesla T4 предоставляет 15 360 МиБ VRAM; модель </w:t>
-      </w:r>
-      <w:r>
-        <w:rPr>
-          <w:rFonts w:ascii="Liberation Mono" w:hAnsi="Liberation Mono" w:eastAsia="Liberation Mono"/>
-          <w:color w:val="1F2937"/>
-        </w:rPr>
-        <w:t>log-reader</w:t>
-      </w:r>
-      <w:r>
-        <w:rPr>
-          <w:rFonts w:ascii="Calibri" w:hAnsi="Calibri" w:eastAsia="Calibri"/>
-          <w:color w:val="1F2937"/>
-        </w:rPr>
-        <w:t xml:space="preserve"> 30B Q4_K_M занимает 13 860 МиБ, то есть около 90%, оставляя 1 054 МиБ. Вторая крупная модель одновременно не помещается. Конкурентные запросы pipeline и planner сериализуют инференс и уже влияли на измеренную скорость обработки. Посторонний open-webui на этом же GPU был внешне доступен и мог вытеснить модель; доступ закрыли firewall, но это подтверждает необходимость отдельного пула.</w:t>
+        <w:t>Tesla T4 предоставляет 15 360 МиБ VRAM; одновременно загружены log-reader 30,5B Q4_K_M и nomic-embed-text. nvidia-smi показывал 14 095 МиБ занятой VRAM, а Ollama размещала log-reader примерно на 65% GPU и 35% CPU, что давало до 11–12 занятых CPU-ядер во время инференса. Вторая крупная модель не помещается полностью в GPU. Open WebUI и Ollama слушают host-порты, но внешний доступ к 3000 и 11434 закрыт постоянными iptables-правилами.</w:t>
       </w:r>
     </w:p>
     <w:p>
@@ -7965,71 +8255,29 @@
     <w:p>
       <w:r>
         <w:rPr>
-          <w:rFonts w:ascii="Calibri" w:hAnsi="Calibri" w:eastAsia="Calibri"/>
           <w:b/>
-          <w:color w:val="1F2937"/>
         </w:rPr>
-        <w:t>ИЗМЕРЕНО 10.08.2026:</w:t>
+        <w:t xml:space="preserve">ИЗМЕРЕНО 11.08.2026: </w:t>
       </w:r>
       <w:r>
         <w:rPr>
-          <w:rFonts w:ascii="Calibri" w:hAnsi="Calibri" w:eastAsia="Calibri"/>
-          <w:color w:val="1F2937"/>
+          <w:b w:val="0"/>
         </w:rPr>
-        <w:t xml:space="preserve"> standby находился в recovery, replay lag составлял 0,591 мс, тестовая строка ingest была видна на реплике; footprint standby в простое — 19 МиБ RSS и 0,01% CPU. </w:t>
-      </w:r>
-      <w:r>
-        <w:rPr>
-          <w:rFonts w:ascii="Calibri" w:hAnsi="Calibri" w:eastAsia="Calibri"/>
-          <w:b/>
-          <w:color w:val="1F2937"/>
-        </w:rPr>
-        <w:t>ФАКТ:</w:t>
-      </w:r>
-      <w:r>
-        <w:rPr>
-          <w:rFonts w:ascii="Calibri" w:hAnsi="Calibri" w:eastAsia="Calibri"/>
-          <w:color w:val="1F2937"/>
-        </w:rPr>
-        <w:t xml:space="preserve"> promotion автоматикой не выполняется, приложение не читает standby, failover ручной. </w:t>
-      </w:r>
-      <w:r>
-        <w:rPr>
-          <w:rFonts w:ascii="Calibri" w:hAnsi="Calibri" w:eastAsia="Calibri"/>
-          <w:b/>
-          <w:color w:val="1F2937"/>
-        </w:rPr>
-        <w:t>КРИТИЧЕСКОЕ ОГРАНИЧЕНИЕ:</w:t>
-      </w:r>
-      <w:r>
-        <w:rPr>
-          <w:rFonts w:ascii="Calibri" w:hAnsi="Calibri" w:eastAsia="Calibri"/>
-          <w:color w:val="1F2937"/>
-        </w:rPr>
-        <w:t xml:space="preserve"> оба контейнера и оба локальных Docker volume находятся на одной VM, поэтому проверен отказ процесса/контейнера, но не отказ хоста или площадки.</w:t>
+        <w:t>standby находится в recovery, streaming state — active, sync_state — async; replay lag в снимке составлял около 0,3 мс, receive/replay LSN совпадали. PostgreSQL занимал 73 МБ, применены 19 миграций до 0018_email_tracking.sql. Promotion автоматикой не выполняется, приложение не читает standby, failover ручной. Оба контейнера и оба Docker volume находятся на одной VM, поэтому отказ хоста или площадки не покрыт.</w:t>
       </w:r>
     </w:p>
     <w:p>
       <w:r>
         <w:rPr>
-          <w:rFonts w:ascii="Calibri" w:hAnsi="Calibri" w:eastAsia="Calibri"/>
-          <w:color w:val="1F2937"/>
+          <w:b/>
         </w:rPr>
-        <w:t xml:space="preserve">На пилотном сервере зафиксирован ежедневный </w:t>
+        <w:t xml:space="preserve">ИЗМЕРЕНО 11.08.2026: </w:t>
       </w:r>
       <w:r>
         <w:rPr>
-          <w:rFonts w:ascii="Liberation Mono" w:hAnsi="Liberation Mono" w:eastAsia="Liberation Mono"/>
-          <w:color w:val="1F2937"/>
+          <w:b w:val="0"/>
         </w:rPr>
-        <w:t>pg_dump</w:t>
-      </w:r>
-      <w:r>
-        <w:rPr>
-          <w:rFonts w:ascii="Calibri" w:hAnsi="Calibri" w:eastAsia="Calibri"/>
-          <w:color w:val="1F2937"/>
-        </w:rPr>
-        <w:t xml:space="preserve"> в 03:00 с хранением 7 дней и успешной пробой backup/restore. Автоматизация размещена непосредственно на сервере, поэтому расписание, внешнее размещение копии, шифрование и ежедневный контроль требуют отдельной эксплуатационной проверки.</w:t>
+        <w:t>cron запускает pg_dump ежедневно в 03:00 и удаляет архивы старше 7 дней; свежий alert_platform_20260811_030002.sql.gz прошёл gzip integrity check. Копии хранятся на том же системном диске. Off-host copy, WAL archive/PITR, шифрование и неизменяемое backup-хранилище отсутствуют. Историческая проба restore заявлена, но отдельный протокол/лог восстановления на сервере не сохранён.</w:t>
       </w:r>
     </w:p>
     <w:p>
@@ -8391,6 +8639,36 @@
       </w:r>
     </w:p>
     <w:p>
+      <w:pPr/>
+      <w:r>
+        <w:rPr>
+          <w:b/>
+        </w:rPr>
+        <w:t xml:space="preserve">ИЗМЕРЕНО 11.08.2026: </w:t>
+      </w:r>
+      <w:r>
+        <w:rPr>
+          <w:b w:val="0"/>
+        </w:rPr>
+        <w:t>в signal_queue оставалось около 9,2 тыс. pending, возраст старейшей записи — около 75 минут. При отсутствии нового ingest за 15 минут worker затронул 407 записей, то есть около 0,45 события/с; пятиминутный срез давал около 0,59/с. Processing-claim оставался моложе stuck timeout, поэтому sweep работал, но ликвидация хвоста при такой скорости занимала ориентировочно 4–6 часов.</w:t>
+      </w:r>
+    </w:p>
+    <w:p>
+      <w:pPr/>
+      <w:r>
+        <w:rPr>
+          <w:b/>
+        </w:rPr>
+        <w:t xml:space="preserve">ДОСТАВКА 11.08.2026: </w:t>
+      </w:r>
+      <w:r>
+        <w:rPr>
+          <w:b w:val="0"/>
+        </w:rPr>
+        <w:t>TrueConf outbox содержал около 16,6 тыс. sent, 1,05 тыс. failed и 68 pending. Доминирующая сохранённая ошибка — reply target has not been delivered yet: дочерняя reply-команда достигает лимита попыток до доставки родительской notification. Email-канал имел более 1,1 тыс. sent, MailHog — 1 185 сообщений.</w:t>
+      </w:r>
+    </w:p>
+    <w:p>
       <w:r>
         <w:rPr>
           <w:rFonts w:ascii="Calibri" w:hAnsi="Calibri" w:eastAsia="Calibri"/>
@@ -8664,6 +8942,21 @@
       </w:r>
     </w:p>
     <w:p>
+      <w:pPr/>
+      <w:r>
+        <w:rPr>
+          <w:b/>
+        </w:rPr>
+        <w:t xml:space="preserve">ИЗМЕРЕНО 11.08.2026: </w:t>
+      </w:r>
+      <w:r>
+        <w:rPr>
+          <w:b w:val="0"/>
+        </w:rPr>
+        <w:t>Redpanda cluster health — healthy, topic change_events.v1 имеет одну partition и replication factor 1. В PostgreSQL было 146 change_events и 0 unsynced; ClickHouse содержал те же 146 строк. MinIO Data Lake watermark совпадал с последним signal_id, lag — 0 строк.</w:t>
+      </w:r>
+    </w:p>
+    <w:p>
       <w:r>
         <w:rPr>
           <w:rFonts w:ascii="Calibri" w:hAnsi="Calibri" w:eastAsia="Calibri"/>
@@ -9337,6 +9630,74 @@
                 <w:sz w:val="17"/>
               </w:rPr>
               <w:t>выделенная network policy и bot credentials</w:t>
+            </w:r>
+          </w:p>
+        </w:tc>
+      </w:tr>
+      <w:tr>
+        <w:trPr>
+          <w:cantSplit w:val="true"/>
+        </w:trPr>
+        <w:tc>
+          <w:tcPr>
+            <w:tcW w:type="dxa" w:w="3215"/>
+            <w:vAlign w:val="center"/>
+            <w:shd w:fill="F2F4F7"/>
+            <w:tcMar>
+              <w:top w:w="80" w:type="dxa"/>
+              <w:start w:w="120" w:type="dxa"/>
+              <w:bottom w:w="80" w:type="dxa"/>
+              <w:end w:w="120" w:type="dxa"/>
+            </w:tcMar>
+          </w:tcPr>
+          <w:p>
+            <w:pPr>
+              <w:spacing w:before="0" w:after="30" w:line="252" w:lineRule="auto"/>
+            </w:pPr>
+            <w:r>
+              <w:t>delivery-email → SMTP</w:t>
+            </w:r>
+          </w:p>
+        </w:tc>
+        <w:tc>
+          <w:tcPr>
+            <w:tcW w:type="dxa" w:w="1891"/>
+            <w:vAlign w:val="center"/>
+            <w:shd w:fill="F2F4F7"/>
+            <w:tcMar>
+              <w:top w:w="80" w:type="dxa"/>
+              <w:start w:w="120" w:type="dxa"/>
+              <w:bottom w:w="80" w:type="dxa"/>
+              <w:end w:w="120" w:type="dxa"/>
+            </w:tcMar>
+          </w:tcPr>
+          <w:p>
+            <w:pPr>
+              <w:spacing w:before="0" w:after="30" w:line="252" w:lineRule="auto"/>
+            </w:pPr>
+            <w:r>
+              <w:t>SMTP STARTTLS/TLS</w:t>
+            </w:r>
+          </w:p>
+        </w:tc>
+        <w:tc>
+          <w:tcPr>
+            <w:tcW w:type="dxa" w:w="4254"/>
+            <w:vAlign w:val="center"/>
+            <w:shd w:fill="F2F4F7"/>
+            <w:tcMar>
+              <w:top w:w="80" w:type="dxa"/>
+              <w:start w:w="120" w:type="dxa"/>
+              <w:bottom w:w="80" w:type="dxa"/>
+              <w:end w:w="120" w:type="dxa"/>
+            </w:tcMar>
+          </w:tcPr>
+          <w:p>
+            <w:pPr>
+              <w:spacing w:before="0" w:after="30" w:line="252" w:lineRule="auto"/>
+            </w:pPr>
+            <w:r>
+              <w:t>отдельный service account, TLS required, согласованный relay и rate limit</w:t>
             </w:r>
           </w:p>
         </w:tc>
@@ -9789,81 +10150,15 @@
     <w:p>
       <w:r>
         <w:rPr>
-          <w:rFonts w:ascii="Calibri" w:hAnsi="Calibri" w:eastAsia="Calibri"/>
-          <w:color w:val="1F2937"/>
+          <w:b/>
         </w:rPr>
-        <w:t xml:space="preserve">Секреты текущего Compose содержат небезопасные fallback: </w:t>
+        <w:t xml:space="preserve">ФАКТ 11.08.2026: </w:t>
       </w:r>
       <w:r>
         <w:rPr>
-          <w:rFonts w:ascii="Liberation Mono" w:hAnsi="Liberation Mono" w:eastAsia="Liberation Mono"/>
-          <w:color w:val="1F2937"/>
+          <w:b w:val="0"/>
         </w:rPr>
-        <w:t>alert</w:t>
-      </w:r>
-      <w:r>
-        <w:rPr>
-          <w:rFonts w:ascii="Calibri" w:hAnsi="Calibri" w:eastAsia="Calibri"/>
-          <w:color w:val="1F2937"/>
-        </w:rPr>
-        <w:t xml:space="preserve">, </w:t>
-      </w:r>
-      <w:r>
-        <w:rPr>
-          <w:rFonts w:ascii="Liberation Mono" w:hAnsi="Liberation Mono" w:eastAsia="Liberation Mono"/>
-          <w:color w:val="1F2937"/>
-        </w:rPr>
-        <w:t>replicator_demo_pw</w:t>
-      </w:r>
-      <w:r>
-        <w:rPr>
-          <w:rFonts w:ascii="Calibri" w:hAnsi="Calibri" w:eastAsia="Calibri"/>
-          <w:color w:val="1F2937"/>
-        </w:rPr>
-        <w:t xml:space="preserve">, </w:t>
-      </w:r>
-      <w:r>
-        <w:rPr>
-          <w:rFonts w:ascii="Liberation Mono" w:hAnsi="Liberation Mono" w:eastAsia="Liberation Mono"/>
-          <w:color w:val="1F2937"/>
-        </w:rPr>
-        <w:t>svc123</w:t>
-      </w:r>
-      <w:r>
-        <w:rPr>
-          <w:rFonts w:ascii="Calibri" w:hAnsi="Calibri" w:eastAsia="Calibri"/>
-          <w:color w:val="1F2937"/>
-        </w:rPr>
-        <w:t xml:space="preserve">, </w:t>
-      </w:r>
-      <w:r>
-        <w:rPr>
-          <w:rFonts w:ascii="Liberation Mono" w:hAnsi="Liberation Mono" w:eastAsia="Liberation Mono"/>
-          <w:color w:val="1F2937"/>
-        </w:rPr>
-        <w:t>dispatcher-demo-secret</w:t>
-      </w:r>
-      <w:r>
-        <w:rPr>
-          <w:rFonts w:ascii="Calibri" w:hAnsi="Calibri" w:eastAsia="Calibri"/>
-          <w:color w:val="1F2937"/>
-        </w:rPr>
-        <w:t xml:space="preserve">, MinIO root defaults. </w:t>
-      </w:r>
-      <w:r>
-        <w:rPr>
-          <w:rFonts w:ascii="Calibri" w:hAnsi="Calibri" w:eastAsia="Calibri"/>
-          <w:b/>
-          <w:color w:val="1F2937"/>
-        </w:rPr>
-        <w:t>ТРЕБУЕТСЯ ДЛЯ PRODUCTION:</w:t>
-      </w:r>
-      <w:r>
-        <w:rPr>
-          <w:rFonts w:ascii="Calibri" w:hAnsi="Calibri" w:eastAsia="Calibri"/>
-          <w:color w:val="1F2937"/>
-        </w:rPr>
-        <w:t xml:space="preserve"> убрать fallback, хранить значения в Stronghold/Vault, выдавать короткоживущие credentials где возможно, ротировать без сборки образа и не возвращать source tokens через list API. Отдельные PostgreSQL роли нужны gateway, pipeline, planner, delivery, admin, changelog и migrations.</w:t>
+        <w:t>PostgreSQL, ClickHouse и MinIO используют demo fallback credentials; session secret и LDAP password на сервере переопределены. Файл .env с реальными TrueConf-настройками имеет mode 0644. Все runtime-компоненты используют одну роль PostgreSQL alert, которая имеет SUPERUSER, REPLICATION и LOGIN. ТРЕБУЕТСЯ ДЛЯ PRODUCTION: mode 0600, ротация fallback-значений, vault/Stronghold, отдельные минимально привилегированные роли gateway, pipeline, planner, delivery, admin, changelog и migrations.</w:t>
       </w:r>
     </w:p>
     <w:p>
@@ -9881,10 +10176,24 @@
     <w:p>
       <w:r>
         <w:rPr>
-          <w:rFonts w:ascii="Calibri" w:hAnsi="Calibri" w:eastAsia="Calibri"/>
-          <w:color w:val="1F2937"/>
+          <w:b w:val="0"/>
         </w:rPr>
-        <w:t>Текущий Admin Console показывает queue depth, parse/resolution/delivery rates, AI additions, open problems/incidents, MTTR и processing latency; JSON snapshot доступен для внешнего мониторинга. Это продуктовый dashboard, но не полный инфраструктурный monitoring stack.</w:t>
+        <w:t>Текущий Admin Console показывает queue depth, parse/resolution/delivery rates, AI additions, open problems/incidents, MTTR и processing latency. JSON snapshot существует, но требует аутентифицированной сессии (без неё возвращается 401). Это продуктовый dashboard, а не полный инфраструктурный monitoring stack.</w:t>
+      </w:r>
+    </w:p>
+    <w:p>
+      <w:pPr/>
+      <w:r>
+        <w:rPr>
+          <w:b/>
+        </w:rPr>
+        <w:t xml:space="preserve">РАЗРЫВ 11.08.2026: </w:t>
+      </w:r>
+      <w:r>
+        <w:rPr>
+          <w:b w:val="0"/>
+        </w:rPr>
+        <w:t>нет Prometheus/Grafana, централизованного log pipeline, paging alerts и владельцев runbook. При 74% root filesystem уже превышен описанный ниже warning 70%, но alert не сформирован.</w:t>
       </w:r>
     </w:p>
     <w:p>
@@ -10692,10 +11001,9 @@
     <w:p>
       <w:r>
         <w:rPr>
-          <w:rFonts w:ascii="Calibri" w:hAnsi="Calibri" w:eastAsia="Calibri"/>
-          <w:color w:val="1F2937"/>
+          <w:b w:val="0"/>
         </w:rPr>
-        <w:t>Нельзя использовать одну PostgreSQL schema или общий MinIO bucket между stage и prod. Образы продвигаются по digest из CI в stage, затем тем же digest в prod; rebuilding после приёмки запрещён. Migrations проверяются на чистой и на копии существующей schema. Demo-runner, GLAuth и test recipients не включаются в production manifest.</w:t>
+        <w:t>Нельзя использовать одну PostgreSQL schema или общий MinIO bucket между stage и prod. Образы продвигаются по digest из CI в stage, затем тем же digest в prod; rebuilding после приёмки запрещён. Migrations проверяются на чистой и на копии существующей schema. Demo-runner, GLAuth, MailHog и test recipients не включаются в production manifest.</w:t>
       </w:r>
     </w:p>
     <w:p>
@@ -10725,89 +11033,23 @@
     <w:p>
       <w:r>
         <w:rPr>
-          <w:rFonts w:ascii="Calibri" w:hAnsi="Calibri" w:eastAsia="Calibri"/>
-          <w:color w:val="1F2937"/>
+          <w:b w:val="0"/>
         </w:rPr>
-        <w:t xml:space="preserve">Базовый порядок: собрать immutable images; поднять PostgreSQL; дождаться health; выполнить </w:t>
-      </w:r>
-      <w:r>
-        <w:rPr>
-          <w:rFonts w:ascii="Liberation Mono" w:hAnsi="Liberation Mono" w:eastAsia="Liberation Mono"/>
-          <w:color w:val="1F2937"/>
-        </w:rPr>
-        <w:t>migrate</w:t>
-      </w:r>
-      <w:r>
-        <w:rPr>
-          <w:rFonts w:ascii="Calibri" w:hAnsi="Calibri" w:eastAsia="Calibri"/>
-          <w:color w:val="1F2937"/>
-        </w:rPr>
-        <w:t xml:space="preserve">; запустить Gateway/Pipeline/Planner/Admin/adapter; отдельно применить ClickHouse migration; затем downstream. </w:t>
-      </w:r>
-      <w:r>
-        <w:rPr>
-          <w:rFonts w:ascii="Liberation Mono" w:hAnsi="Liberation Mono" w:eastAsia="Liberation Mono"/>
-          <w:color w:val="1F2937"/>
-        </w:rPr>
-        <w:t>kb-index</w:t>
-      </w:r>
-      <w:r>
-        <w:rPr>
-          <w:rFonts w:ascii="Calibri" w:hAnsi="Calibri" w:eastAsia="Calibri"/>
-          <w:color w:val="1F2937"/>
-        </w:rPr>
-        <w:t xml:space="preserve"> запускается при изменении knowledge base. Перед переключением старого runtime процессы, удерживающие schema locks, останавливаются: при реальной миграции уже наблюдался deadlock между </w:t>
-      </w:r>
-      <w:r>
-        <w:rPr>
-          <w:rFonts w:ascii="Liberation Mono" w:hAnsi="Liberation Mono" w:eastAsia="Liberation Mono"/>
-          <w:color w:val="1F2937"/>
-        </w:rPr>
-        <w:t>ALTER TABLE</w:t>
-      </w:r>
-      <w:r>
-        <w:rPr>
-          <w:rFonts w:ascii="Calibri" w:hAnsi="Calibri" w:eastAsia="Calibri"/>
-          <w:color w:val="1F2937"/>
-        </w:rPr>
-        <w:t xml:space="preserve"> и старым pipeline.</w:t>
+        <w:t>Базовый порядок: собрать immutable images; поднять PostgreSQL; дождаться health; выполнить migrate; запустить Gateway/Pipeline/Planner/Admin/TrueConf adapter/Email adapter; отдельно применить ClickHouse migration; затем downstream. MailHog запускается только в demo/test, kb-index — при изменении knowledge base. Перед переключением старого runtime процессы, удерживающие schema locks, останавливаются: при реальной миграции уже наблюдался deadlock между ALTER TABLE и старым pipeline.</w:t>
       </w:r>
     </w:p>
     <w:p>
       <w:r>
         <w:rPr>
-          <w:rFonts w:ascii="Calibri" w:hAnsi="Calibri" w:eastAsia="Calibri"/>
-          <w:color w:val="1F2937"/>
+          <w:b/>
         </w:rPr>
-        <w:t xml:space="preserve">Compose пригоден для демонстрации, но текущий файл не задаёт pin для GLAuth </w:t>
+        <w:t xml:space="preserve">ФАКТ 11.08.2026: </w:t>
       </w:r>
       <w:r>
         <w:rPr>
-          <w:rFonts w:ascii="Liberation Mono" w:hAnsi="Liberation Mono" w:eastAsia="Liberation Mono"/>
-          <w:color w:val="1F2937"/>
+          <w:b w:val="0"/>
         </w:rPr>
-        <w:t>latest</w:t>
-      </w:r>
-      <w:r>
-        <w:rPr>
-          <w:rFonts w:ascii="Calibri" w:hAnsi="Calibri" w:eastAsia="Calibri"/>
-          <w:color w:val="1F2937"/>
-        </w:rPr>
-        <w:t xml:space="preserve">, restart policies, read-only FS и resource limits для большинства приложений. Для воспроизводимости все image tags должны быть фиксированы digest, а </w:t>
-      </w:r>
-      <w:r>
-        <w:rPr>
-          <w:rFonts w:ascii="Liberation Mono" w:hAnsi="Liberation Mono" w:eastAsia="Liberation Mono"/>
-          <w:color w:val="1F2937"/>
-        </w:rPr>
-        <w:t>.env</w:t>
-      </w:r>
-      <w:r>
-        <w:rPr>
-          <w:rFonts w:ascii="Calibri" w:hAnsi="Calibri" w:eastAsia="Calibri"/>
-          <w:color w:val="1F2937"/>
-        </w:rPr>
-        <w:t xml:space="preserve"> — не содержать production secrets.</w:t>
+        <w:t>Compose пригоден для демонстрации, но GLAuth использует latest, образы не закреплены digest, restart policies и read-only FS отсутствуют, а resource limits заданы только Redpanda, ClickHouse и MinIO. Healthcheck primary PostgreSQL вызывает pg_isready -U alert без -d alert_platform и генерирует FATAL «database alert does not exist» каждые 3 секунды, хотя контейнер остаётся healthy. .env имеет mode 0644.</w:t>
       </w:r>
     </w:p>
     <w:p>
@@ -10828,10 +11070,9 @@
       </w:pPr>
       <w:r>
         <w:rPr>
-          <w:rFonts w:ascii="Calibri" w:hAnsi="Calibri" w:eastAsia="Calibri"/>
-          <w:color w:val="1F2937"/>
+          <w:b w:val="0"/>
         </w:rPr>
-        <w:t>CI выполняет Python compile/tests, Go format/test/vet, React build, Compose/config lint, SBOM и image scan.</w:t>
+        <w:t>ФАКТ текущего CI: Python compile/tests + Ruff, Go tests/race/vet, React build и Compose config validation. ЦЕЛЬ production gate: дополнить SBOM, vulnerability/image scan, подписью образов и проверкой provenance; в текущем workflow эти этапы отсутствуют.</w:t>
       </w:r>
     </w:p>
     <w:p>
@@ -10840,24 +11081,9 @@
       </w:pPr>
       <w:r>
         <w:rPr>
-          <w:rFonts w:ascii="Calibri" w:hAnsi="Calibri" w:eastAsia="Calibri"/>
-          <w:color w:val="1F2937"/>
+          <w:b w:val="0"/>
         </w:rPr>
-        <w:t xml:space="preserve">На временных PostgreSQL проверяются </w:t>
-      </w:r>
-      <w:r>
-        <w:rPr>
-          <w:rFonts w:ascii="Liberation Mono" w:hAnsi="Liberation Mono" w:eastAsia="Liberation Mono"/>
-          <w:color w:val="1F2937"/>
-        </w:rPr>
-        <w:t>0000..0013</w:t>
-      </w:r>
-      <w:r>
-        <w:rPr>
-          <w:rFonts w:ascii="Calibri" w:hAnsi="Calibri" w:eastAsia="Calibri"/>
-          <w:color w:val="1F2937"/>
-        </w:rPr>
-        <w:t xml:space="preserve"> с нуля и upgrade с последнего production snapshot; ClickHouse migrations — отдельно.</w:t>
+        <w:t>На временных PostgreSQL проверяются 0000..0018 с нуля и upgrade с последнего production snapshot; ClickHouse migrations — отдельно.</w:t>
       </w:r>
     </w:p>
     <w:p>
@@ -16066,10 +16292,64 @@
       </w:pPr>
       <w:r>
         <w:rPr>
-          <w:rFonts w:ascii="Calibri" w:hAnsi="Calibri" w:eastAsia="Calibri"/>
-          <w:color w:val="1F2937"/>
+          <w:b w:val="0"/>
         </w:rPr>
-        <w:t>Текущий пилотный single-host остаётся функциональным доказательством и источником измерений, но не доказательством production HA.</w:t>
+        <w:t>Live-снимок 11.08.2026 показал backlog около 9,2 тыс. сигналов и скорость drain 0,45–0,59 события/с; это не подтверждает целевой SLO и требует воспроизводимого теста при 1/2/4/6 replicas и фиксированном режиме LLM.</w:t>
+      </w:r>
+    </w:p>
+    <w:p>
+      <w:pPr>
+        <w:pStyle w:val="ListNumber"/>
+      </w:pPr>
+      <w:r>
+        <w:rPr>
+          <w:b w:val="0"/>
+        </w:rPr>
+        <w:t>Gateway и Admin опубликованы по HTTP без TLS; TrueConf bridge 4309 доступен на всех интерфейсах. До production нужны TLS/mTLS ingress, allow-list и явное решение по сетевой доступности vendor bridge.</w:t>
+      </w:r>
+    </w:p>
+    <w:p>
+      <w:pPr>
+        <w:pStyle w:val="ListNumber"/>
+      </w:pPr>
+      <w:r>
+        <w:rPr>
+          <w:b w:val="0"/>
+        </w:rPr>
+        <w:t>Не устранены shared PostgreSQL SUPERUSER, demo credentials, .env mode 0644, root/default для Python-сервисов, writable root FS и отсутствие restart-policy.</w:t>
+      </w:r>
+    </w:p>
+    <w:p>
+      <w:pPr>
+        <w:pStyle w:val="ListNumber"/>
+      </w:pPr>
+      <w:r>
+        <w:rPr>
+          <w:b w:val="0"/>
+        </w:rPr>
+        <w:t>Ежедневный pg_dump работает, но хранится на том же системном диске; off-host backup, WAL/PITR и воспроизводимый протокол restore-проверки не подтверждены.</w:t>
+      </w:r>
+    </w:p>
+    <w:p>
+      <w:pPr>
+        <w:pStyle w:val="ListNumber"/>
+      </w:pPr>
+      <w:r>
+        <w:rPr>
+          <w:b w:val="0"/>
+        </w:rPr>
+        <w:t>Добавленные delivery-email и MailHog требуют включения Email в production sizing, наблюдаемость и security review; MailHog должен остаться только в demo/test.</w:t>
+      </w:r>
+    </w:p>
+    <w:p>
+      <w:pPr>
+        <w:pStyle w:val="ListNumber"/>
+      </w:pPr>
+      <w:r>
+        <w:rPr>
+          <w:b w:val="0"/>
+        </w:rPr>
+        <w:t>Текущий пилотный single-host, повторно проверенный 11.08.2026, остаётся функциональным доказательством и источником измерений, но не доказательством production HA.</w:t>
       </w:r>
     </w:p>
     <w:sectPr>
